--- a/downloads/student/ai-4-week-36.docx
+++ b/downloads/student/ai-4-week-36.docx
@@ -1679,6 +1679,16 @@
     <w:p>
       <w:r>
         <w:t>Clear presentation helps review but does not increase the strength of a tiny or unrepresentative evaluation.</w:t>
+      </w:r>
+    </w:p>
+    <w:p>
+      <w:r>
+        <w:t>Read the labelled picture: Which three supporting items should be visible at the expo? Point to the relevant step in the picture, then write the changed result and the rule or evidence that supports it.</w:t>
+      </w:r>
+    </w:p>
+    <w:p>
+      <w:r>
+        <w:t>Change one thing: The poster omits the baseline and calls the model “field ready”. Predict the result before checking the explanation. What remains the same?</w:t>
       </w:r>
     </w:p>
     <w:p>
@@ -3446,6 +3456,187 @@
     <w:p>
       <w:r>
         <w:t>Attempt the independent case before hints. Record whether you worked alone, used a hint or followed a model. After feedback, fix the first unsupported step and explain why it changed. A later check uses a changed case, not a copied answer.</w:t>
+      </w:r>
+    </w:p>
+    <w:p>
+      <w:pPr>
+        <w:pStyle w:val="Heading1"/>
+      </w:pPr>
+      <w:r>
+        <w:t>15. Your lesson route</w:t>
+      </w:r>
+    </w:p>
+    <w:p>
+      <w:r>
+        <w:t>Start with this question: Present a plant-classifier expo claim that another team could check.</w:t>
+      </w:r>
+    </w:p>
+    <w:tbl>
+      <w:tblPr>
+        <w:tblStyle w:val="LightShading-Accent1"/>
+        <w:tblW w:type="auto" w:w="0"/>
+        <w:tblLook w:firstColumn="1" w:firstRow="1" w:lastColumn="0" w:lastRow="0" w:noHBand="0" w:noVBand="1" w:val="04A0"/>
+      </w:tblPr>
+      <w:tblGrid>
+        <w:gridCol w:w="5112"/>
+        <w:gridCol w:w="5112"/>
+      </w:tblGrid>
+      <w:tr>
+        <w:trPr>
+          <w:tblHeader/>
+        </w:trPr>
+        <w:tc>
+          <w:tcPr>
+            <w:tcW w:type="dxa" w:w="5112"/>
+          </w:tcPr>
+          <w:p>
+            <w:r>
+              <w:t>By the end, I can</w:t>
+            </w:r>
+          </w:p>
+        </w:tc>
+        <w:tc>
+          <w:tcPr>
+            <w:tcW w:type="dxa" w:w="5112"/>
+          </w:tcPr>
+          <w:p>
+            <w:r>
+              <w:t>How I will show it</w:t>
+            </w:r>
+          </w:p>
+        </w:tc>
+      </w:tr>
+      <w:tr>
+        <w:tc>
+          <w:tcPr>
+            <w:tcW w:type="dxa" w:w="5112"/>
+          </w:tcPr>
+          <w:p>
+            <w:r>
+              <w:t>Defend the project using traceable evidence</w:t>
+            </w:r>
+          </w:p>
+        </w:tc>
+        <w:tc>
+          <w:tcPr>
+            <w:tcW w:type="dxa" w:w="5112"/>
+          </w:tcPr>
+          <w:p>
+            <w:r>
+              <w:t>Explain the deciding step, show a trace or test, and state one limit.</w:t>
+            </w:r>
+          </w:p>
+        </w:tc>
+      </w:tr>
+      <w:tr>
+        <w:tc>
+          <w:tcPr>
+            <w:tcW w:type="dxa" w:w="5112"/>
+          </w:tcPr>
+          <w:p>
+            <w:r>
+              <w:t>Explain errors and limits to a non-specialist audience</w:t>
+            </w:r>
+          </w:p>
+        </w:tc>
+        <w:tc>
+          <w:tcPr>
+            <w:tcW w:type="dxa" w:w="5112"/>
+          </w:tcPr>
+          <w:p>
+            <w:r>
+              <w:t>Explain the deciding step, show a trace or test, and state one limit.</w:t>
+            </w:r>
+          </w:p>
+        </w:tc>
+      </w:tr>
+      <w:tr>
+        <w:tc>
+          <w:tcPr>
+            <w:tcW w:type="dxa" w:w="5112"/>
+          </w:tcPr>
+          <w:p>
+            <w:r>
+              <w:t>Respond to critique and propose an evidence-based next step</w:t>
+            </w:r>
+          </w:p>
+        </w:tc>
+        <w:tc>
+          <w:tcPr>
+            <w:tcW w:type="dxa" w:w="5112"/>
+          </w:tcPr>
+          <w:p>
+            <w:r>
+              <w:t>Explain the deciding step, show a trace or test, and state one limit.</w:t>
+            </w:r>
+          </w:p>
+        </w:tc>
+      </w:tr>
+    </w:tbl>
+    <w:p>
+      <w:r>
+        <w:t>Remember → watch and explain → try with help → investigate → try independently → keep project evidence. Your teacher may spread this lesson across several classes.</w:t>
+      </w:r>
+    </w:p>
+    <w:p>
+      <w:r>
+        <w:t>Keep your first prediction. Compare it with what the evidence shows and explain any change.</w:t>
+      </w:r>
+    </w:p>
+    <w:p>
+      <w:pPr>
+        <w:pStyle w:val="Heading1"/>
+      </w:pPr>
+      <w:r>
+        <w:t>16. Finish and return</w:t>
+      </w:r>
+    </w:p>
+    <w:p>
+      <w:r>
+        <w:t>Close your notes. Explain this goal in your own words: Defend the project using traceable evidence</w:t>
+      </w:r>
+    </w:p>
+    <w:p>
+      <w:pPr>
+        <w:pStyle w:val="Heading3"/>
+      </w:pPr>
+      <w:r>
+        <w:t>My deciding step, evidence and one remaining question</w:t>
+      </w:r>
+    </w:p>
+    <w:p>
+      <w:r>
+        <w:t>________________________________________________________________</w:t>
+      </w:r>
+    </w:p>
+    <w:p>
+      <w:r>
+        <w:t>________________________________________________________________</w:t>
+      </w:r>
+    </w:p>
+    <w:p>
+      <w:r>
+        <w:t>________________________________________________________________</w:t>
+      </w:r>
+    </w:p>
+    <w:p>
+      <w:r>
+        <w:t>________________________________________________________________</w:t>
+      </w:r>
+    </w:p>
+    <w:p>
+      <w:r>
+        <w:t>________________________________________________________________</w:t>
+      </w:r>
+    </w:p>
+    <w:p>
+      <w:r>
+        <w:t>If you are unsure, return to the worked picture and explain one arrow. If you are ready, change an input or assumption and justify your prediction.</w:t>
+      </w:r>
+    </w:p>
+    <w:p>
+      <w:r>
+        <w:t>Save your workbook evidence. At the next review, try a different case before opening your old answer.</w:t>
       </w:r>
     </w:p>
     <w:sectPr>

--- a/downloads/student/ai-4-week-36.docx
+++ b/downloads/student/ai-4-week-36.docx
@@ -3637,6 +3637,202 @@
     <w:p>
       <w:r>
         <w:t>Save your workbook evidence. At the next review, try a different case before opening your old answer.</w:t>
+      </w:r>
+    </w:p>
+    <w:p>
+      <w:pPr>
+        <w:pStyle w:val="Heading1"/>
+      </w:pPr>
+      <w:r>
+        <w:t>17. Supported practice, repair and portfolio</w:t>
+      </w:r>
+    </w:p>
+    <w:p>
+      <w:r>
+        <w:t>Use this supported practice once, in the browser or on paper. Keep the reserved independent assessment for a separate first attempt before teacher feedback.</w:t>
+      </w:r>
+    </w:p>
+    <w:p>
+      <w:r>
+        <w:t>Present a plant-classifier expo claim that another team could check.</w:t>
+      </w:r>
+    </w:p>
+    <w:p>
+      <w:pPr>
+        <w:pStyle w:val="Heading3"/>
+      </w:pPr>
+      <w:r>
+        <w:t>Practice 1: explain the deciding evidence</w:t>
+      </w:r>
+    </w:p>
+    <w:p>
+      <w:r>
+        <w:t>Which labelled step matches this detail? Present the three failure records and indoor-only limitation beside the headline rate.</w:t>
+      </w:r>
+    </w:p>
+    <w:p>
+      <w:r>
+        <w:t>1. Show failures</w:t>
+      </w:r>
+    </w:p>
+    <w:p>
+      <w:r>
+        <w:t>2. Show independence</w:t>
+      </w:r>
+    </w:p>
+    <w:p>
+      <w:r>
+        <w:t>3. Show denominator</w:t>
+      </w:r>
+    </w:p>
+    <w:p>
+      <w:pPr>
+        <w:pStyle w:val="Heading3"/>
+      </w:pPr>
+      <w:r>
+        <w:t>My selected conclusion, deciding fact and explanation</w:t>
+      </w:r>
+    </w:p>
+    <w:p>
+      <w:r>
+        <w:t>________________________________________________________________</w:t>
+      </w:r>
+    </w:p>
+    <w:p>
+      <w:r>
+        <w:t>________________________________________________________________</w:t>
+      </w:r>
+    </w:p>
+    <w:p>
+      <w:r>
+        <w:t>________________________________________________________________</w:t>
+      </w:r>
+    </w:p>
+    <w:p>
+      <w:r>
+        <w:t>________________________________________________________________</w:t>
+      </w:r>
+    </w:p>
+    <w:p>
+      <w:r>
+        <w:t>________________________________________________________________</w:t>
+      </w:r>
+    </w:p>
+    <w:p>
+      <w:r>
+        <w:t>Hint if needed: Read the steps in the pictorial case. Match the supplied detail to the stage that performs or records it.</w:t>
+      </w:r>
+    </w:p>
+    <w:p>
+      <w:r>
+        <w:t>After your attempt, compare with the supported explanation: Show failures Present the three failure records and indoor-only limitation beside the headline rate. Read the picture in order. Present the three failure records and indoor-only limitation beside the headline rate. The arrows show which recorded input or intermediate result each decision uses. Explain the deciding step aloud before checking the changed case; pointing to the final answer alone does not show how it follows.</w:t>
+      </w:r>
+    </w:p>
+    <w:p>
+      <w:pPr>
+        <w:pStyle w:val="Heading3"/>
+      </w:pPr>
+      <w:r>
+        <w:t>Practice 2: explain the deciding evidence</w:t>
+      </w:r>
+    </w:p>
+    <w:p>
+      <w:r>
+        <w:t>Changed-case practice: The poster omits the baseline and calls the model “field ready”. Which conclusion is supported by the supplied facts?</w:t>
+      </w:r>
+    </w:p>
+    <w:p>
+      <w:r>
+        <w:t>1. The headline exceeds the supplied evidence.</w:t>
+      </w:r>
+    </w:p>
+    <w:p>
+      <w:r>
+        <w:t>2. This one example guarantees correct results for every future input.</w:t>
+      </w:r>
+    </w:p>
+    <w:p>
+      <w:r>
+        <w:t>3. We can decide the result without examining the changed input or the procedure.</w:t>
+      </w:r>
+    </w:p>
+    <w:p>
+      <w:pPr>
+        <w:pStyle w:val="Heading3"/>
+      </w:pPr>
+      <w:r>
+        <w:t>My selected conclusion, deciding fact and explanation</w:t>
+      </w:r>
+    </w:p>
+    <w:p>
+      <w:r>
+        <w:t>________________________________________________________________</w:t>
+      </w:r>
+    </w:p>
+    <w:p>
+      <w:r>
+        <w:t>________________________________________________________________</w:t>
+      </w:r>
+    </w:p>
+    <w:p>
+      <w:r>
+        <w:t>________________________________________________________________</w:t>
+      </w:r>
+    </w:p>
+    <w:p>
+      <w:r>
+        <w:t>________________________________________________________________</w:t>
+      </w:r>
+    </w:p>
+    <w:p>
+      <w:r>
+        <w:t>________________________________________________________________</w:t>
+      </w:r>
+    </w:p>
+    <w:p>
+      <w:r>
+        <w:t>Hint if needed: Use the changed condition and the deciding step in the pictorial trace. The answer must say what follows from those facts.</w:t>
+      </w:r>
+    </w:p>
+    <w:p>
+      <w:r>
+        <w:t>After your attempt, compare with the supported explanation: The headline exceeds the supplied evidence. No outdoor evaluation is supplied, and the comparative benefit is obscured without the same-case baseline.</w:t>
+      </w:r>
+    </w:p>
+    <w:p>
+      <w:pPr>
+        <w:pStyle w:val="Heading3"/>
+      </w:pPr>
+      <w:r>
+        <w:t>Repair a missing building block</w:t>
+      </w:r>
+    </w:p>
+    <w:p>
+      <w:r>
+        <w:t>Review Capstone Train, Analyze, Improve (ai-4/35). Goal: Run a frozen final evaluation with complete accounting. Short practice: Why is “the revision is better” incomplete? Point to the relevant step in the picture, then write the changed result and the rule or evidence that supports it.. Return to this week and explain what you changed.</w:t>
+      </w:r>
+    </w:p>
+    <w:p>
+      <w:r>
+        <w:t>Review Model Cards and Human Review (ai-4/33). Goal: Write a model card whose claims match evidence. Short practice: Write a bounded replacement for the publicity sentence. Point to the relevant step in the picture, then write the changed result and the rule or evidence that supports it.. Return to this week and explain what you changed.</w:t>
+      </w:r>
+    </w:p>
+    <w:p>
+      <w:r>
+        <w:t>Review Improve Generalization (ai-4/30). Goal: Compare training and validation evidence for model capacity. Short practice: What fresh evidence is needed after adding crossed training data? Point to the relevant step in the picture, then write the changed result and the rule or evidence that supports it.. Return to this week and explain what you changed.</w:t>
+      </w:r>
+    </w:p>
+    <w:p>
+      <w:pPr>
+        <w:pStyle w:val="Heading3"/>
+      </w:pPr>
+      <w:r>
+        <w:t>Keep your completed work</w:t>
+      </w:r>
+    </w:p>
+    <w:p>
+      <w:r>
+        <w:t>Use Download completed work in the hosted lesson to export your answers, reflections, practice feedback and code-run evidence. Open the HTML copy to read or print it. Drafts stay in this browser when storage is available; clear drafts on a shared device.</w:t>
       </w:r>
     </w:p>
     <w:sectPr>

--- a/downloads/student/ai-4-week-36.docx
+++ b/downloads/student/ai-4-week-36.docx
@@ -42,6 +42,11 @@
       </w:r>
     </w:p>
     <w:p>
+      <w:r>
+        <w:t>Start with the target: Defend the project using traceable evidence. Try the recall before opening notes.</w:t>
+      </w:r>
+    </w:p>
+    <w:p>
       <w:pPr>
         <w:pStyle w:val="Heading3"/>
       </w:pPr>
@@ -50,18 +55,60 @@
       </w:r>
     </w:p>
     <w:p>
-      <w:r>
-        <w:t>I can defend the project using traceable evidence.</w:t>
-      </w:r>
-    </w:p>
-    <w:p>
-      <w:r>
+      <w:pPr>
+        <w:spacing w:line="336" w:lineRule="auto" w:after="180"/>
+      </w:pPr>
+      <w:r>
+        <w:rPr>
+          <w:b w:val="0"/>
+        </w:rPr>
+        <w:t xml:space="preserve">I can defend the project using traceable </w:t>
+      </w:r>
+      <w:r>
+        <w:rPr>
+          <w:b/>
+        </w:rPr>
+        <w:t>evidence</w:t>
+      </w:r>
+      <w:r>
+        <w:rPr>
+          <w:b w:val="0"/>
+        </w:rPr>
+        <w:t>.</w:t>
+      </w:r>
+    </w:p>
+    <w:p>
+      <w:pPr>
+        <w:spacing w:line="336" w:lineRule="auto" w:after="180"/>
+      </w:pPr>
+      <w:r>
+        <w:rPr>
+          <w:b w:val="0"/>
+        </w:rPr>
         <w:t>I can explain errors and limits to a non-specialist audience.</w:t>
       </w:r>
     </w:p>
     <w:p>
-      <w:r>
-        <w:t>I can respond to critique and propose an evidence-based next step.</w:t>
+      <w:pPr>
+        <w:spacing w:line="336" w:lineRule="auto" w:after="180"/>
+      </w:pPr>
+      <w:r>
+        <w:rPr>
+          <w:b w:val="0"/>
+        </w:rPr>
+        <w:t xml:space="preserve">I can respond to critique and propose an </w:t>
+      </w:r>
+      <w:r>
+        <w:rPr>
+          <w:b/>
+        </w:rPr>
+        <w:t>evidence</w:t>
+      </w:r>
+      <w:r>
+        <w:rPr>
+          <w:b w:val="0"/>
+        </w:rPr>
+        <w:t>-based next step.</w:t>
       </w:r>
     </w:p>
     <w:p>
@@ -73,33 +120,105 @@
       </w:r>
     </w:p>
     <w:p>
-      <w:r>
+      <w:pPr>
+        <w:spacing w:line="336" w:lineRule="auto" w:after="180"/>
+      </w:pPr>
+      <w:r>
+        <w:rPr>
+          <w:b w:val="0"/>
+        </w:rPr>
         <w:t>Close your notes first. A rough first answer helps us choose the right starting point; it is not a score for your ability.</w:t>
       </w:r>
     </w:p>
     <w:p>
-      <w:r>
+      <w:pPr>
+        <w:spacing w:line="336" w:lineRule="auto" w:after="180"/>
+      </w:pPr>
+      <w:r>
+        <w:rPr>
+          <w:b w:val="0"/>
+        </w:rPr>
         <w:t>Without opening the old lesson, explain one key idea from Capstone Train, Analyze, Improve. Give an example and a mistake that the idea helps you avoid.</w:t>
       </w:r>
     </w:p>
     <w:p>
-      <w:r>
+      <w:pPr>
+        <w:spacing w:line="336" w:lineRule="auto" w:after="180"/>
+      </w:pPr>
+      <w:r>
+        <w:rPr>
+          <w:b w:val="0"/>
+        </w:rPr>
         <w:t>Without opening the old lesson, explain one key idea from Model Cards and Human Review. Give an example and a mistake that the idea helps you avoid.</w:t>
       </w:r>
     </w:p>
     <w:p>
-      <w:r>
+      <w:pPr>
+        <w:spacing w:line="336" w:lineRule="auto" w:after="180"/>
+      </w:pPr>
+      <w:r>
+        <w:rPr>
+          <w:b w:val="0"/>
+        </w:rPr>
         <w:t>Without opening the old lesson, explain one key idea from Improve Generalization. Give an example and a mistake that the idea helps you avoid.</w:t>
       </w:r>
     </w:p>
     <w:p>
-      <w:r>
-        <w:t>After trying, check the relevant lesson or ask your teacher. Change the part of your explanation that the evidence shows was wrong.</w:t>
-      </w:r>
-    </w:p>
-    <w:p>
-      <w:r>
-        <w:t>A builder defends the complete evidence chain: problem, data, code, model, metrics, errors, fairness, limitations, and human oversight.</w:t>
+      <w:pPr>
+        <w:spacing w:line="336" w:lineRule="auto" w:after="180"/>
+      </w:pPr>
+      <w:r>
+        <w:rPr>
+          <w:b w:val="0"/>
+        </w:rPr>
+        <w:t xml:space="preserve">After trying, check the relevant lesson or ask your teacher. Change the part of your explanation that the </w:t>
+      </w:r>
+      <w:r>
+        <w:rPr>
+          <w:b/>
+        </w:rPr>
+        <w:t>evidence</w:t>
+      </w:r>
+      <w:r>
+        <w:rPr>
+          <w:b w:val="0"/>
+        </w:rPr>
+        <w:t xml:space="preserve"> shows was wrong.</w:t>
+      </w:r>
+    </w:p>
+    <w:p>
+      <w:pPr>
+        <w:spacing w:line="336" w:lineRule="auto" w:after="180"/>
+      </w:pPr>
+      <w:r>
+        <w:rPr>
+          <w:b w:val="0"/>
+        </w:rPr>
+        <w:t xml:space="preserve">A builder defends the complete </w:t>
+      </w:r>
+      <w:r>
+        <w:rPr>
+          <w:b/>
+        </w:rPr>
+        <w:t>evidence</w:t>
+      </w:r>
+      <w:r>
+        <w:rPr>
+          <w:b w:val="0"/>
+        </w:rPr>
+        <w:t xml:space="preserve"> chain: problem, data, code, model, metrics, errors, fairness, </w:t>
+      </w:r>
+      <w:r>
+        <w:rPr>
+          <w:b/>
+        </w:rPr>
+        <w:t>limitation</w:t>
+      </w:r>
+      <w:r>
+        <w:rPr>
+          <w:b w:val="0"/>
+        </w:rPr>
+        <w:t>s, and human oversight.</w:t>
       </w:r>
     </w:p>
     <w:p>
@@ -139,12 +258,57 @@
       </w:r>
     </w:p>
     <w:p>
-      <w:r>
-        <w:t>LEARNING TARGET  Final counts are TP=12,FN=3,FP=5,TN=20. Compute accuracy, precision and recall, then state one limitation and a review trigger for the model defense.</w:t>
-      </w:r>
-    </w:p>
-    <w:p>
-      <w:r>
+      <w:pPr>
+        <w:pStyle w:val="Heading3"/>
+      </w:pPr>
+      <w:r>
+        <w:t>Your target</w:t>
+      </w:r>
+    </w:p>
+    <w:p>
+      <w:pPr>
+        <w:spacing w:line="336" w:lineRule="auto" w:after="180"/>
+        <w:shd w:fill="EDF7F3"/>
+      </w:pPr>
+      <w:r>
+        <w:rPr>
+          <w:b w:val="0"/>
+        </w:rPr>
+        <w:t xml:space="preserve">LEARNING TARGET  Final counts are TP=12,FN=3,FP=5,TN=20. Compute accuracy, precision and recall, then state one </w:t>
+      </w:r>
+      <w:r>
+        <w:rPr>
+          <w:b/>
+        </w:rPr>
+        <w:t>limitation</w:t>
+      </w:r>
+      <w:r>
+        <w:rPr>
+          <w:b w:val="0"/>
+        </w:rPr>
+        <w:t xml:space="preserve"> and a review trigger for the model </w:t>
+      </w:r>
+      <w:r>
+        <w:rPr>
+          <w:b/>
+        </w:rPr>
+        <w:t>defense</w:t>
+      </w:r>
+      <w:r>
+        <w:rPr>
+          <w:b w:val="0"/>
+        </w:rPr>
+        <w:t>.</w:t>
+      </w:r>
+    </w:p>
+    <w:p>
+      <w:pPr>
+        <w:spacing w:line="336" w:lineRule="auto" w:after="180"/>
+      </w:pPr>
+      <w:r>
+        <w:rPr>
+          <w:b w:val="0"/>
+        </w:rPr>
         <w:t>Builder name and experiment date:</w:t>
       </w:r>
     </w:p>
@@ -157,7 +321,14 @@
       </w:r>
     </w:p>
     <w:p>
-      <w:r>
+      <w:pPr>
+        <w:spacing w:line="336" w:lineRule="auto" w:after="180"/>
+        <w:shd w:fill="F5F1FB"/>
+      </w:pPr>
+      <w:r>
+        <w:rPr>
+          <w:b w:val="0"/>
+        </w:rPr>
         <w:t>What is the difference between a result and a claim?</w:t>
       </w:r>
     </w:p>
@@ -170,8 +341,26 @@
       </w:r>
     </w:p>
     <w:p>
-      <w:r>
-        <w:t>By the end, I can explain ml builder expo using a traced example and a stated limitation.</w:t>
+      <w:pPr>
+        <w:spacing w:line="336" w:lineRule="auto" w:after="180"/>
+      </w:pPr>
+      <w:r>
+        <w:rPr>
+          <w:b w:val="0"/>
+        </w:rPr>
+        <w:t xml:space="preserve">By the end, I can explain ml builder expo using a traced example and a stated </w:t>
+      </w:r>
+      <w:r>
+        <w:rPr>
+          <w:b/>
+        </w:rPr>
+        <w:t>limitation</w:t>
+      </w:r>
+      <w:r>
+        <w:rPr>
+          <w:b w:val="0"/>
+        </w:rPr>
+        <w:t>.</w:t>
       </w:r>
     </w:p>
     <w:p>
@@ -184,6 +373,17 @@
     </w:p>
     <w:p>
       <w:r>
+        <w:t>Investigate the supplied ML Builder Expo case. Separate observations, given facts and assumptions before choosing an explanation.</w:t>
+      </w:r>
+    </w:p>
+    <w:p>
+      <w:pPr>
+        <w:spacing w:line="336" w:lineRule="auto" w:after="180"/>
+      </w:pPr>
+      <w:r>
+        <w:rPr>
+          <w:b/>
+        </w:rPr>
         <w:t>PICTURE ENTRY</w:t>
       </w:r>
     </w:p>
@@ -196,8 +396,26 @@
       </w:r>
     </w:p>
     <w:p>
-      <w:r>
-        <w:t>Begin with visible evidence; do not explain more than the picture and information support.</w:t>
+      <w:pPr>
+        <w:spacing w:line="336" w:lineRule="auto" w:after="180"/>
+      </w:pPr>
+      <w:r>
+        <w:rPr>
+          <w:b w:val="0"/>
+        </w:rPr>
+        <w:t xml:space="preserve">Begin with visible </w:t>
+      </w:r>
+      <w:r>
+        <w:rPr>
+          <w:b/>
+        </w:rPr>
+        <w:t>evidence</w:t>
+      </w:r>
+      <w:r>
+        <w:rPr>
+          <w:b w:val="0"/>
+        </w:rPr>
+        <w:t>; do not explain more than the picture and information support.</w:t>
       </w:r>
     </w:p>
     <w:p>
@@ -237,33 +455,138 @@
       </w:r>
     </w:p>
     <w:p>
-      <w:r>
-        <w:t>MYSTERY  The team must use ml builder expo to solve a model-building problem. What information do they have? What important evidence is still missing?</w:t>
-      </w:r>
-    </w:p>
-    <w:p>
-      <w:r>
+      <w:pPr>
+        <w:pStyle w:val="Heading3"/>
+      </w:pPr>
+      <w:r>
+        <w:t>Start with this puzzle</w:t>
+      </w:r>
+    </w:p>
+    <w:p>
+      <w:pPr>
+        <w:spacing w:line="336" w:lineRule="auto" w:after="180"/>
+        <w:shd w:fill="F1F6FC"/>
+      </w:pPr>
+      <w:r>
+        <w:rPr>
+          <w:b w:val="0"/>
+        </w:rPr>
+        <w:t xml:space="preserve">MYSTERY  The team must use ml builder expo to solve a model-building problem. What information do they have? What important </w:t>
+      </w:r>
+      <w:r>
+        <w:rPr>
+          <w:b/>
+        </w:rPr>
+        <w:t>evidence</w:t>
+      </w:r>
+      <w:r>
+        <w:rPr>
+          <w:b w:val="0"/>
+        </w:rPr>
+        <w:t xml:space="preserve"> is still missing?</w:t>
+      </w:r>
+    </w:p>
+    <w:p>
+      <w:pPr>
+        <w:spacing w:line="336" w:lineRule="auto" w:after="180"/>
+      </w:pPr>
+      <w:r>
+        <w:rPr>
+          <w:b w:val="0"/>
+        </w:rPr>
         <w:t>Name three visible details without interpreting them.</w:t>
       </w:r>
     </w:p>
     <w:p>
-      <w:r>
+      <w:pPr>
+        <w:spacing w:line="336" w:lineRule="auto" w:after="180"/>
+      </w:pPr>
+      <w:r>
+        <w:rPr>
+          <w:b w:val="0"/>
+        </w:rPr>
         <w:t>Predict the data, model, or evaluation decision being made.</w:t>
       </w:r>
     </w:p>
     <w:p>
-      <w:r>
+      <w:pPr>
+        <w:spacing w:line="336" w:lineRule="auto" w:after="180"/>
+      </w:pPr>
+      <w:r>
+        <w:rPr>
+          <w:b w:val="0"/>
+        </w:rPr>
         <w:t>Identify one hidden assumption that could change the result.</w:t>
       </w:r>
     </w:p>
     <w:p>
-      <w:r>
-        <w:t>State what evidence would confirm or reject your prediction.</w:t>
-      </w:r>
-    </w:p>
-    <w:p>
-      <w:r>
-        <w:t>My prediction and supporting evidence:</w:t>
+      <w:pPr>
+        <w:spacing w:line="336" w:lineRule="auto" w:after="180"/>
+      </w:pPr>
+      <w:r>
+        <w:rPr>
+          <w:b w:val="0"/>
+        </w:rPr>
+        <w:t xml:space="preserve">State what </w:t>
+      </w:r>
+      <w:r>
+        <w:rPr>
+          <w:b/>
+        </w:rPr>
+        <w:t>evidence</w:t>
+      </w:r>
+      <w:r>
+        <w:rPr>
+          <w:b w:val="0"/>
+        </w:rPr>
+        <w:t xml:space="preserve"> would confirm or reject your </w:t>
+      </w:r>
+      <w:r>
+        <w:rPr>
+          <w:b/>
+        </w:rPr>
+        <w:t>prediction</w:t>
+      </w:r>
+      <w:r>
+        <w:rPr>
+          <w:b w:val="0"/>
+        </w:rPr>
+        <w:t>.</w:t>
+      </w:r>
+    </w:p>
+    <w:p>
+      <w:pPr>
+        <w:spacing w:line="336" w:lineRule="auto" w:after="180"/>
+      </w:pPr>
+      <w:r>
+        <w:rPr>
+          <w:b w:val="0"/>
+        </w:rPr>
+        <w:t xml:space="preserve">My </w:t>
+      </w:r>
+      <w:r>
+        <w:rPr>
+          <w:b/>
+        </w:rPr>
+        <w:t>prediction</w:t>
+      </w:r>
+      <w:r>
+        <w:rPr>
+          <w:b w:val="0"/>
+        </w:rPr>
+        <w:t xml:space="preserve"> and supporting </w:t>
+      </w:r>
+      <w:r>
+        <w:rPr>
+          <w:b/>
+        </w:rPr>
+        <w:t>evidence</w:t>
+      </w:r>
+      <w:r>
+        <w:rPr>
+          <w:b w:val="0"/>
+        </w:rPr>
+        <w:t>:</w:t>
       </w:r>
     </w:p>
     <w:p>
@@ -275,13 +598,95 @@
       </w:r>
     </w:p>
     <w:p>
-      <w:r>
-        <w:t>The final defense tells a coherent story: question, data, method, comparison, errors and limits. A strong project may conclude that the baseline is preferable or evidence is insufficient. The aim is sound reasoning and a reproducible investigation, not an impressive headline or polished unsupported claim.</w:t>
-      </w:r>
-    </w:p>
-    <w:p>
-      <w:r>
-        <w:t>Use fictional classroom data throughout this investigation. Keep the task, units, reference labels and data split visible as you reason. Earlier weeks supplied the model-building process; this week examines machine learning project defense.</w:t>
+      <w:pPr>
+        <w:spacing w:line="336" w:lineRule="auto" w:after="180"/>
+      </w:pPr>
+      <w:r>
+        <w:rPr>
+          <w:b w:val="0"/>
+        </w:rPr>
+        <w:t xml:space="preserve">The final </w:t>
+      </w:r>
+      <w:r>
+        <w:rPr>
+          <w:b/>
+        </w:rPr>
+        <w:t>defense</w:t>
+      </w:r>
+      <w:r>
+        <w:rPr>
+          <w:b w:val="0"/>
+        </w:rPr>
+        <w:t xml:space="preserve"> tells a coherent story: question, data, method, comparison, errors and limits. A strong project may conclude that the baseline is preferable or </w:t>
+      </w:r>
+      <w:r>
+        <w:rPr>
+          <w:b/>
+        </w:rPr>
+        <w:t>evidence</w:t>
+      </w:r>
+      <w:r>
+        <w:rPr>
+          <w:b w:val="0"/>
+        </w:rPr>
+        <w:t xml:space="preserve"> is insufficient.</w:t>
+      </w:r>
+    </w:p>
+    <w:p>
+      <w:pPr>
+        <w:spacing w:line="336" w:lineRule="auto" w:after="180"/>
+      </w:pPr>
+      <w:r>
+        <w:rPr>
+          <w:b w:val="0"/>
+        </w:rPr>
+        <w:t>The aim is sound reasoning and a reproducible investigation, not an impressive headline or polished unsupported claim.</w:t>
+      </w:r>
+    </w:p>
+    <w:p>
+      <w:pPr>
+        <w:spacing w:line="336" w:lineRule="auto" w:after="180"/>
+      </w:pPr>
+      <w:r>
+        <w:rPr>
+          <w:b w:val="0"/>
+        </w:rPr>
+        <w:t>Use fictional classroom data throughout this investigation. Keep the task, units, reference labels and data split visible as you reason.</w:t>
+      </w:r>
+    </w:p>
+    <w:p>
+      <w:pPr>
+        <w:spacing w:line="336" w:lineRule="auto" w:after="180"/>
+      </w:pPr>
+      <w:r>
+        <w:rPr>
+          <w:b w:val="0"/>
+        </w:rPr>
+        <w:t xml:space="preserve">Earlier weeks supplied the model-building </w:t>
+      </w:r>
+      <w:r>
+        <w:rPr>
+          <w:b/>
+        </w:rPr>
+        <w:t>process</w:t>
+      </w:r>
+      <w:r>
+        <w:rPr>
+          <w:b w:val="0"/>
+        </w:rPr>
+        <w:t xml:space="preserve">; this week examines machine learning project </w:t>
+      </w:r>
+      <w:r>
+        <w:rPr>
+          <w:b/>
+        </w:rPr>
+        <w:t>defense</w:t>
+      </w:r>
+      <w:r>
+        <w:rPr>
+          <w:b w:val="0"/>
+        </w:rPr>
+        <w:t>.</w:t>
       </w:r>
     </w:p>
     <w:p>
@@ -294,7 +699,24 @@
     </w:p>
     <w:p>
       <w:r>
-        <w:t>ML MECHANISM</w:t>
+        <w:t>Follow the mechanism for ML Builder Expo. Connect each labelled input, deciding step and result.</w:t>
+      </w:r>
+    </w:p>
+    <w:p>
+      <w:pPr>
+        <w:spacing w:line="336" w:lineRule="auto" w:after="180"/>
+      </w:pPr>
+      <w:r>
+        <w:rPr>
+          <w:b/>
+        </w:rPr>
+        <w:t xml:space="preserve">ML </w:t>
+      </w:r>
+      <w:r>
+        <w:rPr>
+          <w:b/>
+        </w:rPr>
+        <w:t>MECHANISM</w:t>
       </w:r>
     </w:p>
     <w:p>
@@ -306,7 +728,13 @@
       </w:r>
     </w:p>
     <w:p>
-      <w:r>
+      <w:pPr>
+        <w:spacing w:line="336" w:lineRule="auto" w:after="180"/>
+      </w:pPr>
+      <w:r>
+        <w:rPr>
+          <w:b w:val="0"/>
+        </w:rPr>
         <w:t>Trace the information, fitted behavior, and evaluation proof separately.</w:t>
       </w:r>
     </w:p>
@@ -419,46 +847,236 @@
       </w:r>
     </w:p>
     <w:p>
-      <w:r>
-        <w:t>QUESTION  Recompute a fresh metric and answer an unseen failure case during the defense.</w:t>
-      </w:r>
-    </w:p>
-    <w:p>
-      <w:r>
-        <w:t>MODEL IDEA  A builder defends the complete evidence chain: problem, data, code, model, metrics, errors, fairness, limitations, and human oversight.</w:t>
-      </w:r>
-    </w:p>
-    <w:p>
-      <w:r>
-        <w:t>PROOF NEEDED  Use an unseen case, visible calculation, error analysis, and a stated limitation.</w:t>
-      </w:r>
-    </w:p>
-    <w:p>
-      <w:r>
-        <w:t>UNDER THE HOOD  Trace one leaf from source and split through preprocessing, model, prediction, and review. Recompute precision or recall from a fresh confusion matrix without notes.</w:t>
-      </w:r>
-    </w:p>
-    <w:p>
-      <w:r>
-        <w:t>Draw a fresh data → model → prediction → evaluation trace:</w:t>
-      </w:r>
-    </w:p>
-    <w:p>
       <w:pPr>
         <w:pStyle w:val="Heading3"/>
       </w:pPr>
       <w:r>
+        <w:t>Question to explain</w:t>
+      </w:r>
+    </w:p>
+    <w:p>
+      <w:pPr>
+        <w:spacing w:line="336" w:lineRule="auto" w:after="180"/>
+        <w:shd w:fill="F5F1FB"/>
+      </w:pPr>
+      <w:r>
+        <w:rPr>
+          <w:b w:val="0"/>
+        </w:rPr>
+        <w:t xml:space="preserve">QUESTION  Recompute a fresh metric and answer an unseen failure case during the </w:t>
+      </w:r>
+      <w:r>
+        <w:rPr>
+          <w:b/>
+        </w:rPr>
+        <w:t>defense</w:t>
+      </w:r>
+      <w:r>
+        <w:rPr>
+          <w:b w:val="0"/>
+        </w:rPr>
+        <w:t>.</w:t>
+      </w:r>
+    </w:p>
+    <w:p>
+      <w:pPr>
+        <w:spacing w:line="336" w:lineRule="auto" w:after="180"/>
+      </w:pPr>
+      <w:r>
+        <w:rPr>
+          <w:b w:val="0"/>
+        </w:rPr>
+        <w:t xml:space="preserve">MODEL IDEA  A builder defends the complete </w:t>
+      </w:r>
+      <w:r>
+        <w:rPr>
+          <w:b/>
+        </w:rPr>
+        <w:t>evidence</w:t>
+      </w:r>
+      <w:r>
+        <w:rPr>
+          <w:b w:val="0"/>
+        </w:rPr>
+        <w:t xml:space="preserve"> chain: problem, data, code, model, metrics, errors, fairness, </w:t>
+      </w:r>
+      <w:r>
+        <w:rPr>
+          <w:b/>
+        </w:rPr>
+        <w:t>limitation</w:t>
+      </w:r>
+      <w:r>
+        <w:rPr>
+          <w:b w:val="0"/>
+        </w:rPr>
+        <w:t>s, and human oversight.</w:t>
+      </w:r>
+    </w:p>
+    <w:p>
+      <w:pPr>
+        <w:spacing w:line="336" w:lineRule="auto" w:after="180"/>
+      </w:pPr>
+      <w:r>
+        <w:rPr>
+          <w:b w:val="0"/>
+        </w:rPr>
+        <w:t xml:space="preserve">PROOF NEEDED  Use an unseen case, visible calculation, error analysis, and a stated </w:t>
+      </w:r>
+      <w:r>
+        <w:rPr>
+          <w:b/>
+        </w:rPr>
+        <w:t>limitation</w:t>
+      </w:r>
+      <w:r>
+        <w:rPr>
+          <w:b w:val="0"/>
+        </w:rPr>
+        <w:t>.</w:t>
+      </w:r>
+    </w:p>
+    <w:p>
+      <w:pPr>
+        <w:pStyle w:val="Heading3"/>
+      </w:pPr>
+      <w:r>
+        <w:t>How the mechanism works</w:t>
+      </w:r>
+    </w:p>
+    <w:p>
+      <w:pPr>
+        <w:spacing w:line="336" w:lineRule="auto" w:after="180"/>
+        <w:shd w:fill="F1F6F8"/>
+      </w:pPr>
+      <w:r>
+        <w:rPr>
+          <w:b w:val="0"/>
+        </w:rPr>
+        <w:t>UNDER THE HOOD  Trace one leaf from source and split through pre</w:t>
+      </w:r>
+      <w:r>
+        <w:rPr>
+          <w:b/>
+        </w:rPr>
+        <w:t>process</w:t>
+      </w:r>
+      <w:r>
+        <w:rPr>
+          <w:b w:val="0"/>
+        </w:rPr>
+        <w:t xml:space="preserve">ing, model, </w:t>
+      </w:r>
+      <w:r>
+        <w:rPr>
+          <w:b/>
+        </w:rPr>
+        <w:t>prediction</w:t>
+      </w:r>
+      <w:r>
+        <w:rPr>
+          <w:b w:val="0"/>
+        </w:rPr>
+        <w:t>, and review. Recompute precision or recall from a fresh confusion matrix without notes.</w:t>
+      </w:r>
+    </w:p>
+    <w:p>
+      <w:pPr>
+        <w:spacing w:line="336" w:lineRule="auto" w:after="180"/>
+      </w:pPr>
+      <w:r>
+        <w:rPr>
+          <w:b w:val="0"/>
+        </w:rPr>
+        <w:t xml:space="preserve">Draw a fresh data → model → </w:t>
+      </w:r>
+      <w:r>
+        <w:rPr>
+          <w:b/>
+        </w:rPr>
+        <w:t>prediction</w:t>
+      </w:r>
+      <w:r>
+        <w:rPr>
+          <w:b w:val="0"/>
+        </w:rPr>
+        <w:t xml:space="preserve"> → evaluation trace:</w:t>
+      </w:r>
+    </w:p>
+    <w:p>
+      <w:pPr>
+        <w:pStyle w:val="Heading3"/>
+      </w:pPr>
+      <w:r>
         <w:t>A closer explanation</w:t>
       </w:r>
     </w:p>
     <w:p>
-      <w:r>
-        <w:t>Example opening: We compared a simple classifier with an always-clear training baseline on fictional parcels. We froze the procedure before a 12-case test. Candidate accuracy was 9/12 versus baseline 8/12; candidate FP 1 FN 2. These small synthetic results support a classroom comparison, not real parcel decisions. We would next investigate dim-condition coverage using new development data.</w:t>
-      </w:r>
-    </w:p>
-    <w:p>
-      <w:r>
-        <w:t>Before continuing, underline the decision rule and circle the evidence that supports the conclusion. Explain the example to a partner without replacing the counts or conditions with a stronger claim. Keep the distinction between an observed result and a proposed next step.</w:t>
+      <w:pPr>
+        <w:spacing w:line="336" w:lineRule="auto" w:after="180"/>
+      </w:pPr>
+      <w:r>
+        <w:rPr>
+          <w:b w:val="0"/>
+        </w:rPr>
+        <w:t xml:space="preserve">Example opening: We compared a simple classifier with an always-clear </w:t>
+      </w:r>
+      <w:r>
+        <w:rPr>
+          <w:b/>
+        </w:rPr>
+        <w:t>training</w:t>
+      </w:r>
+      <w:r>
+        <w:rPr>
+          <w:b w:val="0"/>
+        </w:rPr>
+        <w:t xml:space="preserve"> baseline on fictional parcels. We froze the procedure before a 12-case test. Candidate accuracy was 9/12 versus baseline 8/12; candidate FP 1 FN 2.</w:t>
+      </w:r>
+    </w:p>
+    <w:p>
+      <w:pPr>
+        <w:spacing w:line="336" w:lineRule="auto" w:after="180"/>
+      </w:pPr>
+      <w:r>
+        <w:rPr>
+          <w:b w:val="0"/>
+        </w:rPr>
+        <w:t>These small synthetic results support a classroom comparison, not real parcel decisions. We would next investigate dim-condition coverage using new development data.</w:t>
+      </w:r>
+    </w:p>
+    <w:p>
+      <w:pPr>
+        <w:spacing w:line="336" w:lineRule="auto" w:after="180"/>
+      </w:pPr>
+      <w:r>
+        <w:rPr>
+          <w:b w:val="0"/>
+        </w:rPr>
+        <w:t xml:space="preserve">Before continuing, underline the decision rule and circle the </w:t>
+      </w:r>
+      <w:r>
+        <w:rPr>
+          <w:b/>
+        </w:rPr>
+        <w:t>evidence</w:t>
+      </w:r>
+      <w:r>
+        <w:rPr>
+          <w:b w:val="0"/>
+        </w:rPr>
+        <w:t xml:space="preserve"> that supports the conclusion. Explain the example to a partner without replacing the counts or conditions with a stronger claim.</w:t>
+      </w:r>
+    </w:p>
+    <w:p>
+      <w:pPr>
+        <w:spacing w:line="336" w:lineRule="auto" w:after="180"/>
+      </w:pPr>
+      <w:r>
+        <w:rPr>
+          <w:b w:val="0"/>
+        </w:rPr>
+        <w:t>Keep the distinction between an observed result and a proposed next step.</w:t>
       </w:r>
     </w:p>
     <w:p>
@@ -470,8 +1088,26 @@
       </w:r>
     </w:p>
     <w:p>
-      <w:r>
-        <w:t>Point to the input, the deciding step and the result in this week’s visual. Explain the same step in ordinary words. A picture helps when you can say what each part represents.</w:t>
+      <w:pPr>
+        <w:spacing w:line="336" w:lineRule="auto" w:after="180"/>
+      </w:pPr>
+      <w:r>
+        <w:rPr>
+          <w:b w:val="0"/>
+        </w:rPr>
+        <w:t xml:space="preserve">Point to the </w:t>
+      </w:r>
+      <w:r>
+        <w:rPr>
+          <w:b/>
+        </w:rPr>
+        <w:t>input</w:t>
+      </w:r>
+      <w:r>
+        <w:rPr>
+          <w:b w:val="0"/>
+        </w:rPr>
+        <w:t>, the deciding step and the result in this week’s visual. Explain the same step in ordinary words. A picture helps when you can say what each part represents.</w:t>
       </w:r>
     </w:p>
     <w:p>
@@ -484,6 +1120,17 @@
     </w:p>
     <w:p>
       <w:r>
+        <w:t>Compare the supplied cases for ML Builder Expo. Identify the detail that changes the conclusion.</w:t>
+      </w:r>
+    </w:p>
+    <w:p>
+      <w:pPr>
+        <w:spacing w:line="336" w:lineRule="auto" w:after="180"/>
+      </w:pPr>
+      <w:r>
+        <w:rPr>
+          <w:b/>
+        </w:rPr>
         <w:t>EVALUATION DESIGN</w:t>
       </w:r>
     </w:p>
@@ -496,7 +1143,13 @@
       </w:r>
     </w:p>
     <w:p>
-      <w:r>
+      <w:pPr>
+        <w:spacing w:line="336" w:lineRule="auto" w:after="180"/>
+      </w:pPr>
+      <w:r>
+        <w:rPr>
+          <w:b w:val="0"/>
+        </w:rPr>
         <w:t>A system is not understood until it survives more than one comfortable example.</w:t>
       </w:r>
     </w:p>
@@ -645,32 +1298,91 @@
       </w:r>
     </w:p>
     <w:p>
-      <w:r>
+      <w:pPr>
+        <w:spacing w:line="336" w:lineRule="auto" w:after="180"/>
+      </w:pPr>
+      <w:r>
+        <w:rPr>
+          <w:b w:val="0"/>
+        </w:rPr>
         <w:t>NORMAL  Expected data and expected behavior.</w:t>
       </w:r>
     </w:p>
     <w:p>
-      <w:r>
-        <w:t>BOUNDARY  Value close to a threshold, ambiguous label, or uncertain prediction.</w:t>
-      </w:r>
-    </w:p>
-    <w:p>
-      <w:r>
+      <w:pPr>
+        <w:pStyle w:val="Heading3"/>
+      </w:pPr>
+      <w:r>
+        <w:t>Keep this boundary clear</w:t>
+      </w:r>
+    </w:p>
+    <w:p>
+      <w:pPr>
+        <w:spacing w:line="336" w:lineRule="auto" w:after="180"/>
+        <w:shd w:fill="FFF5E6"/>
+      </w:pPr>
+      <w:r>
+        <w:rPr>
+          <w:b w:val="0"/>
+        </w:rPr>
+        <w:t xml:space="preserve">BOUNDARY  Value close to a threshold, ambiguous label, or uncertain </w:t>
+      </w:r>
+      <w:r>
+        <w:rPr>
+          <w:b/>
+        </w:rPr>
+        <w:t>prediction</w:t>
+      </w:r>
+      <w:r>
+        <w:rPr>
+          <w:b w:val="0"/>
+        </w:rPr>
+        <w:t>.</w:t>
+      </w:r>
+    </w:p>
+    <w:p>
+      <w:pPr>
+        <w:spacing w:line="336" w:lineRule="auto" w:after="180"/>
+      </w:pPr>
+      <w:r>
+        <w:rPr>
+          <w:b w:val="0"/>
+        </w:rPr>
         <w:t>MISSING  Necessary field, label, source, or measurement is unavailable.</w:t>
       </w:r>
     </w:p>
     <w:p>
-      <w:r>
+      <w:pPr>
+        <w:spacing w:line="336" w:lineRule="auto" w:after="180"/>
+      </w:pPr>
+      <w:r>
+        <w:rPr>
+          <w:b w:val="0"/>
+        </w:rPr>
         <w:t>SHIFTED  New lighting, species, device, subgroup, or time condition.</w:t>
       </w:r>
     </w:p>
     <w:p>
-      <w:r>
+      <w:pPr>
+        <w:spacing w:line="336" w:lineRule="auto" w:after="180"/>
+        <w:shd w:fill="FFF5E6"/>
+      </w:pPr>
+      <w:r>
+        <w:rPr>
+          <w:b w:val="0"/>
+        </w:rPr>
         <w:t>RELEASE RULE  Passing one case never proves generalization. Predefine expected behavior for all four categories.</w:t>
       </w:r>
     </w:p>
     <w:p>
-      <w:r>
+      <w:pPr>
+        <w:spacing w:line="336" w:lineRule="auto" w:after="180"/>
+        <w:shd w:fill="F5F1FB"/>
+      </w:pPr>
+      <w:r>
+        <w:rPr>
+          <w:b w:val="0"/>
+        </w:rPr>
         <w:t>Which case most threatens today's claim, and why?</w:t>
       </w:r>
     </w:p>
@@ -683,17 +1395,80 @@
       </w:r>
     </w:p>
     <w:p>
-      <w:r>
+      <w:pPr>
+        <w:pStyle w:val="Heading3"/>
+      </w:pPr>
+      <w:r>
+        <w:t>Change one thing</w:t>
+      </w:r>
+    </w:p>
+    <w:p>
+      <w:pPr>
+        <w:spacing w:line="336" w:lineRule="auto" w:after="180"/>
+        <w:shd w:fill="F5F1FB"/>
+      </w:pPr>
+      <w:r>
+        <w:rPr>
+          <w:b w:val="0"/>
+        </w:rPr>
         <w:t>Change: The poster omits the baseline and calls the model “field ready”.</w:t>
       </w:r>
     </w:p>
     <w:p>
-      <w:r>
-        <w:t>Prediction: The headline exceeds the supplied evidence.</w:t>
-      </w:r>
-    </w:p>
-    <w:p>
-      <w:r>
+      <w:pPr>
+        <w:pStyle w:val="Heading3"/>
+      </w:pPr>
+      <w:r>
+        <w:t>Predicted result</w:t>
+      </w:r>
+    </w:p>
+    <w:p>
+      <w:pPr>
+        <w:spacing w:line="336" w:lineRule="auto" w:after="180"/>
+        <w:shd w:fill="F1F6FC"/>
+      </w:pPr>
+      <w:r>
+        <w:rPr>
+          <w:b/>
+        </w:rPr>
+        <w:t>Prediction</w:t>
+      </w:r>
+      <w:r>
+        <w:rPr>
+          <w:b w:val="0"/>
+        </w:rPr>
+        <w:t xml:space="preserve">: The headline exceeds the supplied </w:t>
+      </w:r>
+      <w:r>
+        <w:rPr>
+          <w:b/>
+        </w:rPr>
+        <w:t>evidence</w:t>
+      </w:r>
+      <w:r>
+        <w:rPr>
+          <w:b w:val="0"/>
+        </w:rPr>
+        <w:t>.</w:t>
+      </w:r>
+    </w:p>
+    <w:p>
+      <w:pPr>
+        <w:pStyle w:val="Heading3"/>
+      </w:pPr>
+      <w:r>
+        <w:t>Why the result follows</w:t>
+      </w:r>
+    </w:p>
+    <w:p>
+      <w:pPr>
+        <w:spacing w:line="336" w:lineRule="auto" w:after="180"/>
+        <w:shd w:fill="F1F6FC"/>
+      </w:pPr>
+      <w:r>
+        <w:rPr>
+          <w:b w:val="0"/>
+        </w:rPr>
         <w:t>Reason: No outdoor evaluation is supplied, and the comparative benefit is obscured without the same-case baseline.</w:t>
       </w:r>
     </w:p>
@@ -707,6 +1482,17 @@
     </w:p>
     <w:p>
       <w:r>
+        <w:t>Use the vocabulary of ML Builder Expo to explain a concrete decision, rather than only memorising definitions.</w:t>
+      </w:r>
+    </w:p>
+    <w:p>
+      <w:pPr>
+        <w:spacing w:line="336" w:lineRule="auto" w:after="180"/>
+      </w:pPr>
+      <w:r>
+        <w:rPr>
+          <w:b/>
+        </w:rPr>
         <w:t>VOCABULARY</w:t>
       </w:r>
     </w:p>
@@ -719,7 +1505,13 @@
       </w:r>
     </w:p>
     <w:p>
-      <w:r>
+      <w:pPr>
+        <w:spacing w:line="336" w:lineRule="auto" w:after="180"/>
+      </w:pPr>
+      <w:r>
+        <w:rPr>
+          <w:b w:val="0"/>
+        </w:rPr>
         <w:t>A definition matters when it lets you interpret a new dataset, model, or result.</w:t>
       </w:r>
     </w:p>
@@ -1035,12 +1827,25 @@
       </w:tr>
     </w:tbl>
     <w:p>
-      <w:r>
+      <w:pPr>
+        <w:spacing w:line="336" w:lineRule="auto" w:after="180"/>
+        <w:shd w:fill="FFF5E6"/>
+      </w:pPr>
+      <w:r>
+        <w:rPr>
+          <w:b w:val="0"/>
+        </w:rPr>
         <w:t>MISCONCEPTION TO REPAIR  A smooth prepared demo proves the model is reliable and ready for use.</w:t>
       </w:r>
     </w:p>
     <w:p>
-      <w:r>
+      <w:pPr>
+        <w:spacing w:line="336" w:lineRule="auto" w:after="180"/>
+      </w:pPr>
+      <w:r>
+        <w:rPr>
+          <w:b w:val="0"/>
+        </w:rPr>
         <w:t>Repair the claim using a definition, calculation, or test record:</w:t>
       </w:r>
     </w:p>
@@ -1186,7 +1991,24 @@
     </w:p>
     <w:p>
       <w:r>
-        <w:t>WORKED EVIDENCE</w:t>
+        <w:t>Follow the worked trace for ML Builder Expo, predict a step, then compare with its explanation.</w:t>
+      </w:r>
+    </w:p>
+    <w:p>
+      <w:pPr>
+        <w:spacing w:line="336" w:lineRule="auto" w:after="180"/>
+      </w:pPr>
+      <w:r>
+        <w:rPr>
+          <w:b/>
+        </w:rPr>
+        <w:t xml:space="preserve">WORKED </w:t>
+      </w:r>
+      <w:r>
+        <w:rPr>
+          <w:b/>
+        </w:rPr>
+        <w:t>EVIDENCE</w:t>
       </w:r>
     </w:p>
     <w:p>
@@ -1198,8 +2020,26 @@
       </w:r>
     </w:p>
     <w:p>
-      <w:r>
-        <w:t>Predict first. Then check each step. A correct answer without visible evidence cannot be audited.</w:t>
+      <w:pPr>
+        <w:spacing w:line="336" w:lineRule="auto" w:after="180"/>
+      </w:pPr>
+      <w:r>
+        <w:rPr>
+          <w:b w:val="0"/>
+        </w:rPr>
+        <w:t xml:space="preserve">Predict first. Then check each step. A correct answer without visible </w:t>
+      </w:r>
+      <w:r>
+        <w:rPr>
+          <w:b/>
+        </w:rPr>
+        <w:t>evidence</w:t>
+      </w:r>
+      <w:r>
+        <w:rPr>
+          <w:b w:val="0"/>
+        </w:rPr>
+        <w:t xml:space="preserve"> cannot be audited.</w:t>
       </w:r>
     </w:p>
     <w:p>
@@ -1239,33 +2079,154 @@
       </w:r>
     </w:p>
     <w:p>
-      <w:r>
-        <w:t>STEP 1  Trace one leaf from source and split through preprocessing, model, prediction, and review.</w:t>
-      </w:r>
-    </w:p>
-    <w:p>
-      <w:r>
+      <w:pPr>
+        <w:pStyle w:val="Heading3"/>
+      </w:pPr>
+      <w:r>
+        <w:t>Step 1</w:t>
+      </w:r>
+    </w:p>
+    <w:p>
+      <w:pPr>
+        <w:spacing w:line="336" w:lineRule="auto" w:after="180"/>
+        <w:shd w:fill="F4F9FC"/>
+      </w:pPr>
+      <w:r>
+        <w:rPr>
+          <w:b w:val="0"/>
+        </w:rPr>
+        <w:t>STEP 1  Trace one leaf from source and split through pre</w:t>
+      </w:r>
+      <w:r>
+        <w:rPr>
+          <w:b/>
+        </w:rPr>
+        <w:t>process</w:t>
+      </w:r>
+      <w:r>
+        <w:rPr>
+          <w:b w:val="0"/>
+        </w:rPr>
+        <w:t xml:space="preserve">ing, model, </w:t>
+      </w:r>
+      <w:r>
+        <w:rPr>
+          <w:b/>
+        </w:rPr>
+        <w:t>prediction</w:t>
+      </w:r>
+      <w:r>
+        <w:rPr>
+          <w:b w:val="0"/>
+        </w:rPr>
+        <w:t>, and review.</w:t>
+      </w:r>
+    </w:p>
+    <w:p>
+      <w:pPr>
+        <w:pStyle w:val="Heading3"/>
+      </w:pPr>
+      <w:r>
+        <w:t>Step 2</w:t>
+      </w:r>
+    </w:p>
+    <w:p>
+      <w:pPr>
+        <w:spacing w:line="336" w:lineRule="auto" w:after="180"/>
+        <w:shd w:fill="F4F9FC"/>
+      </w:pPr>
+      <w:r>
+        <w:rPr>
+          <w:b w:val="0"/>
+        </w:rPr>
         <w:t>STEP 2  Recompute precision or recall from a fresh confusion matrix without notes.</w:t>
       </w:r>
     </w:p>
     <w:p>
-      <w:r>
+      <w:pPr>
+        <w:pStyle w:val="Heading3"/>
+      </w:pPr>
+      <w:r>
+        <w:t>Step 3</w:t>
+      </w:r>
+    </w:p>
+    <w:p>
+      <w:pPr>
+        <w:spacing w:line="336" w:lineRule="auto" w:after="180"/>
+        <w:shd w:fill="F4F9FC"/>
+      </w:pPr>
+      <w:r>
+        <w:rPr>
+          <w:b w:val="0"/>
+        </w:rPr>
         <w:t>STEP 3  Run an unseen low-light or missing-feature case and follow the documented fallback.</w:t>
       </w:r>
     </w:p>
     <w:p>
-      <w:r>
-        <w:t>STEP 4  State intended use, do-not-use, subgroup limitation, provenance, and who remains accountable.</w:t>
-      </w:r>
-    </w:p>
-    <w:p>
-      <w:r>
+      <w:pPr>
+        <w:pStyle w:val="Heading3"/>
+      </w:pPr>
+      <w:r>
+        <w:t>Step 4</w:t>
+      </w:r>
+    </w:p>
+    <w:p>
+      <w:pPr>
+        <w:spacing w:line="336" w:lineRule="auto" w:after="180"/>
+        <w:shd w:fill="F4F9FC"/>
+      </w:pPr>
+      <w:r>
+        <w:rPr>
+          <w:b w:val="0"/>
+        </w:rPr>
+        <w:t xml:space="preserve">STEP 4  State intended use, do-not-use, subgroup </w:t>
+      </w:r>
+      <w:r>
+        <w:rPr>
+          <w:b/>
+        </w:rPr>
+        <w:t>limitation</w:t>
+      </w:r>
+      <w:r>
+        <w:rPr>
+          <w:b w:val="0"/>
+        </w:rPr>
+        <w:t>, provenance, and who remains accountable.</w:t>
+      </w:r>
+    </w:p>
+    <w:p>
+      <w:pPr>
+        <w:spacing w:line="336" w:lineRule="auto" w:after="180"/>
+        <w:shd w:fill="EDF7F3"/>
+      </w:pPr>
+      <w:r>
+        <w:rPr>
+          <w:b w:val="0"/>
+        </w:rPr>
         <w:t>CHECK  Verify the denominator, unit, split, class definition, and data version before interpreting a score.</w:t>
       </w:r>
     </w:p>
     <w:p>
-      <w:r>
-        <w:t>Recalculate, retrace, or restate the evidence independently:</w:t>
+      <w:pPr>
+        <w:spacing w:line="336" w:lineRule="auto" w:after="180"/>
+      </w:pPr>
+      <w:r>
+        <w:rPr>
+          <w:b w:val="0"/>
+        </w:rPr>
+        <w:t xml:space="preserve">Recalculate, retrace, or restate the </w:t>
+      </w:r>
+      <w:r>
+        <w:rPr>
+          <w:b/>
+        </w:rPr>
+        <w:t>evidence</w:t>
+      </w:r>
+      <w:r>
+        <w:rPr>
+          <w:b w:val="0"/>
+        </w:rPr>
+        <w:t xml:space="preserve"> independently:</w:t>
       </w:r>
     </w:p>
     <w:p>
@@ -1469,7 +2430,13 @@
       </w:r>
     </w:p>
     <w:p>
-      <w:r>
+      <w:pPr>
+        <w:spacing w:line="336" w:lineRule="auto" w:after="180"/>
+      </w:pPr>
+      <w:r>
+        <w:rPr>
+          <w:b w:val="0"/>
+        </w:rPr>
         <w:t>Cover the result before checking it. Say what is given, choose the procedure, and follow one step at a time. Then uncover the result and explain your first mismatch. Ask why a step is allowed, not only what number it produces.</w:t>
       </w:r>
     </w:p>
@@ -1482,7 +2449,13 @@
       </w:r>
     </w:p>
     <w:p>
-      <w:r>
+      <w:pPr>
+        <w:spacing w:line="336" w:lineRule="auto" w:after="180"/>
+      </w:pPr>
+      <w:r>
+        <w:rPr>
+          <w:b w:val="0"/>
+        </w:rPr>
         <w:t>Present a plant-classifier expo claim that another team could check.</w:t>
       </w:r>
     </w:p>
@@ -1495,13 +2468,67 @@
       </w:r>
     </w:p>
     <w:p>
-      <w:r>
-        <w:t>Toy expo evidence: 15 held-out photos from 5 plants; candidate12 correct, baseline10 correct. Three candidate failures are recorded; no outdoor trial exists.</w:t>
-      </w:r>
-    </w:p>
-    <w:p>
-      <w:r>
-        <w:t>All inputs and outcomes in this worked example are invented classroom data; no real model run is claimed.</w:t>
+      <w:pPr>
+        <w:pStyle w:val="Heading3"/>
+      </w:pPr>
+      <w:r>
+        <w:t>Supplied facts</w:t>
+      </w:r>
+    </w:p>
+    <w:p>
+      <w:pPr>
+        <w:spacing w:line="336" w:lineRule="auto" w:after="180"/>
+        <w:shd w:fill="F1F6FC"/>
+      </w:pPr>
+      <w:r>
+        <w:rPr>
+          <w:b w:val="0"/>
+        </w:rPr>
+        <w:t xml:space="preserve">Toy expo </w:t>
+      </w:r>
+      <w:r>
+        <w:rPr>
+          <w:b/>
+        </w:rPr>
+        <w:t>evidence</w:t>
+      </w:r>
+      <w:r>
+        <w:rPr>
+          <w:b w:val="0"/>
+        </w:rPr>
+        <w:t>: 15 held-out photos from 5 plants; candidate12 correct, baseline10 correct. Three candidate failures are recorded; no outdoor trial exists.</w:t>
+      </w:r>
+    </w:p>
+    <w:p>
+      <w:pPr>
+        <w:pStyle w:val="Heading3"/>
+      </w:pPr>
+      <w:r>
+        <w:t>Supplied facts</w:t>
+      </w:r>
+    </w:p>
+    <w:p>
+      <w:pPr>
+        <w:spacing w:line="336" w:lineRule="auto" w:after="180"/>
+        <w:shd w:fill="F1F6FC"/>
+      </w:pPr>
+      <w:r>
+        <w:rPr>
+          <w:b w:val="0"/>
+        </w:rPr>
+        <w:t xml:space="preserve">All </w:t>
+      </w:r>
+      <w:r>
+        <w:rPr>
+          <w:b/>
+        </w:rPr>
+        <w:t>input</w:t>
+      </w:r>
+      <w:r>
+        <w:rPr>
+          <w:b w:val="0"/>
+        </w:rPr>
+        <w:t>s and outcomes in this worked example are invented classroom data; no real model run is claimed.</w:t>
       </w:r>
     </w:p>
     <w:p>
@@ -1664,30 +2691,138 @@
       </w:r>
     </w:p>
     <w:p>
-      <w:r>
-        <w:t>Read the picture in order. Present the three failure records and indoor-only limitation beside the headline rate. The arrows show which recorded input or intermediate result each decision uses. Explain the deciding step aloud before checking the changed case; pointing to the final answer alone does not show how it follows.</w:t>
-      </w:r>
-    </w:p>
-    <w:p>
       <w:pPr>
         <w:pStyle w:val="Heading3"/>
       </w:pPr>
       <w:r>
+        <w:t>Why the result follows</w:t>
+      </w:r>
+    </w:p>
+    <w:p>
+      <w:pPr>
+        <w:spacing w:line="336" w:lineRule="auto" w:after="180"/>
+        <w:shd w:fill="F1F6FC"/>
+      </w:pPr>
+      <w:r>
+        <w:rPr>
+          <w:b w:val="0"/>
+        </w:rPr>
+        <w:t xml:space="preserve">Read the picture in order. Present the three failure records and indoor-only </w:t>
+      </w:r>
+      <w:r>
+        <w:rPr>
+          <w:b/>
+        </w:rPr>
+        <w:t>limitation</w:t>
+      </w:r>
+      <w:r>
+        <w:rPr>
+          <w:b w:val="0"/>
+        </w:rPr>
+        <w:t xml:space="preserve"> beside the headline rate. The arrows show which recorded </w:t>
+      </w:r>
+      <w:r>
+        <w:rPr>
+          <w:b/>
+        </w:rPr>
+        <w:t>input</w:t>
+      </w:r>
+      <w:r>
+        <w:rPr>
+          <w:b w:val="0"/>
+        </w:rPr>
+        <w:t xml:space="preserve"> or intermediate result each decision uses.</w:t>
+      </w:r>
+    </w:p>
+    <w:p>
+      <w:pPr>
+        <w:spacing w:line="336" w:lineRule="auto" w:after="180"/>
+        <w:shd w:fill="F1F6FC"/>
+      </w:pPr>
+      <w:r>
+        <w:rPr>
+          <w:b w:val="0"/>
+        </w:rPr>
+        <w:t>Explain the deciding step aloud before checking the changed case; pointing to the final answer alone does not show how it follows.</w:t>
+      </w:r>
+    </w:p>
+    <w:p>
+      <w:pPr>
+        <w:pStyle w:val="Heading3"/>
+      </w:pPr>
+      <w:r>
         <w:t>What this example does not establish</w:t>
       </w:r>
     </w:p>
     <w:p>
-      <w:r>
+      <w:pPr>
+        <w:pStyle w:val="Heading3"/>
+      </w:pPr>
+      <w:r>
+        <w:t>Keep the stated limit</w:t>
+      </w:r>
+    </w:p>
+    <w:p>
+      <w:pPr>
+        <w:spacing w:line="336" w:lineRule="auto" w:after="180"/>
+        <w:shd w:fill="FFF5E6"/>
+      </w:pPr>
+      <w:r>
+        <w:rPr>
+          <w:b w:val="0"/>
+        </w:rPr>
         <w:t>Clear presentation helps review but does not increase the strength of a tiny or unrepresentative evaluation.</w:t>
       </w:r>
     </w:p>
     <w:p>
-      <w:r>
-        <w:t>Read the labelled picture: Which three supporting items should be visible at the expo? Point to the relevant step in the picture, then write the changed result and the rule or evidence that supports it.</w:t>
-      </w:r>
-    </w:p>
-    <w:p>
-      <w:r>
+      <w:pPr>
+        <w:pStyle w:val="Heading3"/>
+      </w:pPr>
+      <w:r>
+        <w:t>Keep the stated limit</w:t>
+      </w:r>
+    </w:p>
+    <w:p>
+      <w:pPr>
+        <w:spacing w:line="336" w:lineRule="auto" w:after="180"/>
+        <w:shd w:fill="FFF5E6"/>
+      </w:pPr>
+      <w:r>
+        <w:rPr>
+          <w:b w:val="0"/>
+        </w:rPr>
+        <w:t xml:space="preserve">Read the labelled picture: Which three supporting items should be visible at the expo? Point to the relevant step in the picture, then write the changed result and the rule or </w:t>
+      </w:r>
+      <w:r>
+        <w:rPr>
+          <w:b/>
+        </w:rPr>
+        <w:t>evidence</w:t>
+      </w:r>
+      <w:r>
+        <w:rPr>
+          <w:b w:val="0"/>
+        </w:rPr>
+        <w:t xml:space="preserve"> that supports it.</w:t>
+      </w:r>
+    </w:p>
+    <w:p>
+      <w:pPr>
+        <w:pStyle w:val="Heading3"/>
+      </w:pPr>
+      <w:r>
+        <w:t>Keep the stated limit</w:t>
+      </w:r>
+    </w:p>
+    <w:p>
+      <w:pPr>
+        <w:spacing w:line="336" w:lineRule="auto" w:after="180"/>
+        <w:shd w:fill="FFF5E6"/>
+      </w:pPr>
+      <w:r>
+        <w:rPr>
+          <w:b w:val="0"/>
+        </w:rPr>
         <w:t>Change one thing: The poster omits the baseline and calls the model “field ready”. Predict the result before checking the explanation. What remains the same?</w:t>
       </w:r>
     </w:p>
@@ -1701,6 +2836,26 @@
     </w:p>
     <w:p>
       <w:r>
+        <w:t>Find the unsupported step in the ML Builder Expo claim and explain a repair using the supplied evidence.</w:t>
+      </w:r>
+    </w:p>
+    <w:p>
+      <w:pPr>
+        <w:pStyle w:val="Heading3"/>
+      </w:pPr>
+      <w:r>
+        <w:t>Find the first error</w:t>
+      </w:r>
+    </w:p>
+    <w:p>
+      <w:pPr>
+        <w:spacing w:line="336" w:lineRule="auto" w:after="180"/>
+        <w:shd w:fill="FFF5E6"/>
+      </w:pPr>
+      <w:r>
+        <w:rPr>
+          <w:b w:val="0"/>
+        </w:rPr>
         <w:t>ERROR DETECTIVE</w:t>
       </w:r>
     </w:p>
@@ -1713,7 +2868,13 @@
       </w:r>
     </w:p>
     <w:p>
-      <w:r>
+      <w:pPr>
+        <w:spacing w:line="336" w:lineRule="auto" w:after="180"/>
+      </w:pPr>
+      <w:r>
+        <w:rPr>
+          <w:b w:val="0"/>
+        </w:rPr>
         <w:t>Do not patch the answer. Find the earliest unsupported assumption, data problem, or experiment error.</w:t>
       </w:r>
     </w:p>
@@ -1964,12 +3125,25 @@
       </w:tr>
     </w:tbl>
     <w:p>
-      <w:r>
+      <w:pPr>
+        <w:spacing w:line="336" w:lineRule="auto" w:after="180"/>
+        <w:shd w:fill="FFF5E6"/>
+      </w:pPr>
+      <w:r>
+        <w:rPr>
+          <w:b w:val="0"/>
+        </w:rPr>
         <w:t>CLAIM TO CHALLENGE  A smooth prepared demo proves the model is reliable and ready for use.</w:t>
       </w:r>
     </w:p>
     <w:p>
-      <w:r>
+      <w:pPr>
+        <w:spacing w:line="336" w:lineRule="auto" w:after="180"/>
+      </w:pPr>
+      <w:r>
+        <w:rPr>
+          <w:b w:val="0"/>
+        </w:rPr>
         <w:t>Diagnose one cause and name the cleanest next experiment:</w:t>
       </w:r>
     </w:p>
@@ -1982,15 +3156,78 @@
       </w:r>
     </w:p>
     <w:p>
-      <w:r>
-        <w:t>The teacher rubric has four dimensions scored 0, 1, 2: valid data/splits, reproducible method, complete evaluation, and honest communication. Two means evidence is complete and explainable; one means partial evidence with identified gaps; zero means absent or materially incorrect. Report dimensions separately; a serious leakage problem cannot be hidden by presentation points.</w:t>
-      </w:r>
-    </w:p>
-    <w:p>
       <w:pPr>
         <w:pStyle w:val="Heading3"/>
       </w:pPr>
       <w:r>
+        <w:t>Check the claim against the facts</w:t>
+      </w:r>
+    </w:p>
+    <w:p>
+      <w:pPr>
+        <w:spacing w:line="336" w:lineRule="auto" w:after="180"/>
+        <w:shd w:fill="FFF5E6"/>
+      </w:pPr>
+      <w:r>
+        <w:rPr>
+          <w:b w:val="0"/>
+        </w:rPr>
+        <w:t>The teacher rubric has four dimensions scored 0, 1, 2: valid data/splits, reproducible method, complete evaluation, and honest communication.</w:t>
+      </w:r>
+    </w:p>
+    <w:p>
+      <w:pPr>
+        <w:spacing w:line="336" w:lineRule="auto" w:after="180"/>
+        <w:shd w:fill="FFF5E6"/>
+      </w:pPr>
+      <w:r>
+        <w:rPr>
+          <w:b w:val="0"/>
+        </w:rPr>
+        <w:t xml:space="preserve">Two means </w:t>
+      </w:r>
+      <w:r>
+        <w:rPr>
+          <w:b/>
+        </w:rPr>
+        <w:t>evidence</w:t>
+      </w:r>
+      <w:r>
+        <w:rPr>
+          <w:b w:val="0"/>
+        </w:rPr>
+        <w:t xml:space="preserve"> is complete and explainable; one means partial </w:t>
+      </w:r>
+      <w:r>
+        <w:rPr>
+          <w:b/>
+        </w:rPr>
+        <w:t>evidence</w:t>
+      </w:r>
+      <w:r>
+        <w:rPr>
+          <w:b w:val="0"/>
+        </w:rPr>
+        <w:t xml:space="preserve"> with identified gaps; zero means absent or materially incorrect.</w:t>
+      </w:r>
+    </w:p>
+    <w:p>
+      <w:pPr>
+        <w:spacing w:line="336" w:lineRule="auto" w:after="180"/>
+        <w:shd w:fill="FFF5E6"/>
+      </w:pPr>
+      <w:r>
+        <w:rPr>
+          <w:b w:val="0"/>
+        </w:rPr>
+        <w:t>Report dimensions separately; a serious leakage problem cannot be hidden by presentation points.</w:t>
+      </w:r>
+    </w:p>
+    <w:p>
+      <w:pPr>
+        <w:pStyle w:val="Heading3"/>
+      </w:pPr>
+      <w:r>
         <w:t>Write one next investigation tied to an observed limitation, and identify what must stay held out.</w:t>
       </w:r>
     </w:p>
@@ -2024,6 +3261,17 @@
     </w:p>
     <w:p>
       <w:r>
+        <w:t>Practise ML Builder Expo with support, then explain the deciding step in your own words.</w:t>
+      </w:r>
+    </w:p>
+    <w:p>
+      <w:pPr>
+        <w:spacing w:line="336" w:lineRule="auto" w:after="180"/>
+      </w:pPr>
+      <w:r>
+        <w:rPr>
+          <w:b/>
+        </w:rPr>
         <w:t>ML STUDIO</w:t>
       </w:r>
     </w:p>
@@ -2036,7 +3284,13 @@
       </w:r>
     </w:p>
     <w:p>
-      <w:r>
+      <w:pPr>
+        <w:spacing w:line="336" w:lineRule="auto" w:after="180"/>
+      </w:pPr>
+      <w:r>
+        <w:rPr>
+          <w:b w:val="0"/>
+        </w:rPr>
         <w:t>A trustworthy result can be reproduced from the recorded data, code, settings, and evaluation rule.</w:t>
       </w:r>
     </w:p>
@@ -2085,37 +3339,118 @@
       </w:r>
     </w:p>
     <w:p>
-      <w:r>
+      <w:pPr>
+        <w:pStyle w:val="Heading3"/>
+      </w:pPr>
+      <w:r>
+        <w:t>Question to explain</w:t>
+      </w:r>
+    </w:p>
+    <w:p>
+      <w:pPr>
+        <w:spacing w:line="336" w:lineRule="auto" w:after="180"/>
+        <w:shd w:fill="F5F1FB"/>
+      </w:pPr>
+      <w:r>
+        <w:rPr>
+          <w:b w:val="0"/>
+        </w:rPr>
         <w:t>QUESTION + intended use + success threshold</w:t>
       </w:r>
     </w:p>
     <w:p>
-      <w:r>
+      <w:pPr>
+        <w:spacing w:line="336" w:lineRule="auto" w:after="180"/>
+      </w:pPr>
+      <w:r>
+        <w:rPr>
+          <w:b w:val="0"/>
+        </w:rPr>
         <w:t>DATA version + grouped split + leakage check</w:t>
       </w:r>
     </w:p>
     <w:p>
-      <w:r>
-        <w:t>CODE/preprocessing + features + model + settings + seed</w:t>
-      </w:r>
-    </w:p>
-    <w:p>
-      <w:r>
+      <w:pPr>
+        <w:spacing w:line="336" w:lineRule="auto" w:after="180"/>
+      </w:pPr>
+      <w:r>
+        <w:rPr>
+          <w:b w:val="0"/>
+        </w:rPr>
+        <w:t>CODE/pre</w:t>
+      </w:r>
+      <w:r>
+        <w:rPr>
+          <w:b/>
+        </w:rPr>
+        <w:t>process</w:t>
+      </w:r>
+      <w:r>
+        <w:rPr>
+          <w:b w:val="0"/>
+        </w:rPr>
+        <w:t>ing + features + model + settings + seed</w:t>
+      </w:r>
+    </w:p>
+    <w:p>
+      <w:pPr>
+        <w:spacing w:line="336" w:lineRule="auto" w:after="180"/>
+      </w:pPr>
+      <w:r>
+        <w:rPr>
+          <w:b w:val="0"/>
+        </w:rPr>
         <w:t>METRICS + positive class + units + denominators</w:t>
       </w:r>
     </w:p>
     <w:p>
-      <w:r>
-        <w:t>PREDICTIONS + errors + subgroup slices + limitations</w:t>
-      </w:r>
-    </w:p>
-    <w:p>
-      <w:r>
+      <w:pPr>
+        <w:spacing w:line="336" w:lineRule="auto" w:after="180"/>
+      </w:pPr>
+      <w:r>
+        <w:rPr>
+          <w:b/>
+        </w:rPr>
+        <w:t>PREDICTION</w:t>
+      </w:r>
+      <w:r>
+        <w:rPr>
+          <w:b w:val="0"/>
+        </w:rPr>
+        <w:t xml:space="preserve">S + errors + subgroup slices + </w:t>
+      </w:r>
+      <w:r>
+        <w:rPr>
+          <w:b/>
+        </w:rPr>
+        <w:t>limitation</w:t>
+      </w:r>
+      <w:r>
+        <w:rPr>
+          <w:b w:val="0"/>
+        </w:rPr>
+        <w:t>s</w:t>
+      </w:r>
+    </w:p>
+    <w:p>
+      <w:pPr>
+        <w:spacing w:line="336" w:lineRule="auto" w:after="180"/>
+      </w:pPr>
+      <w:r>
+        <w:rPr>
+          <w:b w:val="0"/>
+        </w:rPr>
         <w:t>HUMAN reviewer + release, revise, limit, or stop decision</w:t>
       </w:r>
     </w:p>
     <w:p>
-      <w:r>
+      <w:pPr>
+        <w:spacing w:line="336" w:lineRule="auto" w:after="180"/>
+      </w:pPr>
+      <w:r>
+        <w:rPr>
+          <w:b w:val="0"/>
+        </w:rPr>
         <w:t>Write the minimum record needed to reproduce today's result:</w:t>
       </w:r>
     </w:p>
@@ -2128,8 +3463,49 @@
       </w:r>
     </w:p>
     <w:p>
-      <w:r>
-        <w:t>Peers ask three questions: what influenced model selection, which cases failed, and what evidence would change the conclusion? Respond using saved records. If an answer is unknown, say so and name the evidence needed. Record feedback as resolved, deferred with reason, or requiring new data.</w:t>
+      <w:pPr>
+        <w:spacing w:line="336" w:lineRule="auto" w:after="180"/>
+      </w:pPr>
+      <w:r>
+        <w:rPr>
+          <w:b w:val="0"/>
+        </w:rPr>
+        <w:t xml:space="preserve">Peers ask three questions: what influenced model selection, which cases failed, and what </w:t>
+      </w:r>
+      <w:r>
+        <w:rPr>
+          <w:b/>
+        </w:rPr>
+        <w:t>evidence</w:t>
+      </w:r>
+      <w:r>
+        <w:rPr>
+          <w:b w:val="0"/>
+        </w:rPr>
+        <w:t xml:space="preserve"> would change the conclusion? Respond using saved records. If an answer is unknown, say so and name the </w:t>
+      </w:r>
+      <w:r>
+        <w:rPr>
+          <w:b/>
+        </w:rPr>
+        <w:t>evidence</w:t>
+      </w:r>
+      <w:r>
+        <w:rPr>
+          <w:b w:val="0"/>
+        </w:rPr>
+        <w:t xml:space="preserve"> needed.</w:t>
+      </w:r>
+    </w:p>
+    <w:p>
+      <w:pPr>
+        <w:spacing w:line="336" w:lineRule="auto" w:after="180"/>
+      </w:pPr>
+      <w:r>
+        <w:rPr>
+          <w:b w:val="0"/>
+        </w:rPr>
+        <w:t>Record feedback as resolved, deferred with reason, or requiring new data.</w:t>
       </w:r>
     </w:p>
     <w:p>
@@ -2141,8 +3517,38 @@
       </w:r>
     </w:p>
     <w:p>
-      <w:r>
-        <w:t>Use workbook W2 for the connected example “Machine learning project defense”. First fill the input and rule boxes. Try the middle steps before asking for a hint. After a hint, try the next step yourself.</w:t>
+      <w:pPr>
+        <w:spacing w:line="336" w:lineRule="auto" w:after="180"/>
+      </w:pPr>
+      <w:r>
+        <w:rPr>
+          <w:b w:val="0"/>
+        </w:rPr>
+        <w:t xml:space="preserve">Use workbook W2 for the connected example “Machine learning project </w:t>
+      </w:r>
+      <w:r>
+        <w:rPr>
+          <w:b/>
+        </w:rPr>
+        <w:t>defense</w:t>
+      </w:r>
+      <w:r>
+        <w:rPr>
+          <w:b w:val="0"/>
+        </w:rPr>
+        <w:t xml:space="preserve">”. First fill the </w:t>
+      </w:r>
+      <w:r>
+        <w:rPr>
+          <w:b/>
+        </w:rPr>
+        <w:t>input</w:t>
+      </w:r>
+      <w:r>
+        <w:rPr>
+          <w:b w:val="0"/>
+        </w:rPr>
+        <w:t xml:space="preserve"> and rule boxes. Try the middle steps before asking for a hint. After a hint, try the next step yourself.</w:t>
       </w:r>
     </w:p>
     <w:tbl>
@@ -2225,7 +3631,13 @@
       </w:tr>
     </w:tbl>
     <w:p>
-      <w:r>
+      <w:pPr>
+        <w:spacing w:line="336" w:lineRule="auto" w:after="180"/>
+      </w:pPr>
+      <w:r>
+        <w:rPr>
+          <w:b w:val="0"/>
+        </w:rPr>
         <w:t>Explain your trace to a partner. Your partner points to one step to check. Swap roles on the next case. Each person writes their own explanation.</w:t>
       </w:r>
     </w:p>
@@ -2238,12 +3650,47 @@
       </w:r>
     </w:p>
     <w:p>
-      <w:r>
-        <w:t>Use the worked case for Machine learning project defense. Proposed explanation: “A final answer is enough”. Decide whether this explanation is supported. Point to the step or supplied fact that decides; explain your repair if needed.</w:t>
-      </w:r>
-    </w:p>
-    <w:p>
-      <w:r>
+      <w:pPr>
+        <w:spacing w:line="336" w:lineRule="auto" w:after="180"/>
+      </w:pPr>
+      <w:r>
+        <w:rPr>
+          <w:b w:val="0"/>
+        </w:rPr>
+        <w:t xml:space="preserve">Use the worked case for Machine learning project </w:t>
+      </w:r>
+      <w:r>
+        <w:rPr>
+          <w:b/>
+        </w:rPr>
+        <w:t>defense</w:t>
+      </w:r>
+      <w:r>
+        <w:rPr>
+          <w:b w:val="0"/>
+        </w:rPr>
+        <w:t>. Proposed explanation: “A final answer is enough”. Decide whether this explanation is supported.</w:t>
+      </w:r>
+    </w:p>
+    <w:p>
+      <w:pPr>
+        <w:spacing w:line="336" w:lineRule="auto" w:after="180"/>
+      </w:pPr>
+      <w:r>
+        <w:rPr>
+          <w:b w:val="0"/>
+        </w:rPr>
+        <w:t>Point to the step or supplied fact that decides; explain your repair if needed.</w:t>
+      </w:r>
+    </w:p>
+    <w:p>
+      <w:pPr>
+        <w:spacing w:line="336" w:lineRule="auto" w:after="180"/>
+      </w:pPr>
+      <w:r>
+        <w:rPr>
+          <w:b w:val="0"/>
+        </w:rPr>
         <w:t>Answer on your own before discussion. If you are unsure, say which step you need help with.</w:t>
       </w:r>
     </w:p>
@@ -2256,8 +3703,26 @@
       </w:r>
     </w:p>
     <w:p>
-      <w:r>
-        <w:t>Which three supporting items should be visible at the expo? Point to the relevant step in the picture, then write the changed result and the rule or evidence that supports it.</w:t>
+      <w:pPr>
+        <w:spacing w:line="336" w:lineRule="auto" w:after="180"/>
+      </w:pPr>
+      <w:r>
+        <w:rPr>
+          <w:b w:val="0"/>
+        </w:rPr>
+        <w:t xml:space="preserve">Which three supporting items should be visible at the expo? Point to the relevant step in the picture, then write the changed result and the rule or </w:t>
+      </w:r>
+      <w:r>
+        <w:rPr>
+          <w:b/>
+        </w:rPr>
+        <w:t>evidence</w:t>
+      </w:r>
+      <w:r>
+        <w:rPr>
+          <w:b w:val="0"/>
+        </w:rPr>
+        <w:t xml:space="preserve"> that supports it.</w:t>
       </w:r>
     </w:p>
     <w:p>
@@ -2289,7 +3754,13 @@
       </w:r>
     </w:p>
     <w:p>
-      <w:r>
+      <w:pPr>
+        <w:spacing w:line="336" w:lineRule="auto" w:after="180"/>
+      </w:pPr>
+      <w:r>
+        <w:rPr>
+          <w:b w:val="0"/>
+        </w:rPr>
         <w:t>This is supported practice. Keep the separately named independent case for an attempt before feedback.</w:t>
       </w:r>
     </w:p>
@@ -2303,7 +3774,24 @@
     </w:p>
     <w:p>
       <w:r>
-        <w:t>EVIDENCE LAB</w:t>
+        <w:t>Investigate ML Builder Expo. Record the prediction, actual observation or labelled paper trace, explanation and next test separately.</w:t>
+      </w:r>
+    </w:p>
+    <w:p>
+      <w:pPr>
+        <w:spacing w:line="336" w:lineRule="auto" w:after="180"/>
+      </w:pPr>
+      <w:r>
+        <w:rPr>
+          <w:b/>
+        </w:rPr>
+        <w:t>EVIDENCE</w:t>
+      </w:r>
+      <w:r>
+        <w:rPr>
+          <w:b/>
+        </w:rPr>
+        <w:t xml:space="preserve"> LAB</w:t>
       </w:r>
     </w:p>
     <w:p>
@@ -2315,7 +3803,13 @@
       </w:r>
     </w:p>
     <w:p>
-      <w:r>
+      <w:pPr>
+        <w:spacing w:line="336" w:lineRule="auto" w:after="180"/>
+      </w:pPr>
+      <w:r>
+        <w:rPr>
+          <w:b w:val="0"/>
+        </w:rPr>
         <w:t>Keep the test conditions fixed, record every result, and change only one planned factor.</w:t>
       </w:r>
     </w:p>
@@ -2356,27 +3850,110 @@
       </w:r>
     </w:p>
     <w:p>
-      <w:r>
-        <w:t>1.  Write the hypothesis and expected evidence before running.</w:t>
-      </w:r>
-    </w:p>
-    <w:p>
-      <w:r>
-        <w:t>2.  Expo Defense: present the evidence bundle, accept a fresh calculation and transfer case, explain one failure, and defend a release decision.</w:t>
-      </w:r>
-    </w:p>
-    <w:p>
-      <w:r>
+      <w:pPr>
+        <w:spacing w:line="336" w:lineRule="auto" w:after="180"/>
+        <w:shd w:fill="F4F9FC"/>
+      </w:pPr>
+      <w:r>
+        <w:rPr>
+          <w:b w:val="0"/>
+        </w:rPr>
+        <w:t xml:space="preserve">1.  Write the hypothesis and expected </w:t>
+      </w:r>
+      <w:r>
+        <w:rPr>
+          <w:b/>
+        </w:rPr>
+        <w:t>evidence</w:t>
+      </w:r>
+      <w:r>
+        <w:rPr>
+          <w:b w:val="0"/>
+        </w:rPr>
+        <w:t xml:space="preserve"> before running.</w:t>
+      </w:r>
+    </w:p>
+    <w:p>
+      <w:pPr>
+        <w:spacing w:line="336" w:lineRule="auto" w:after="180"/>
+        <w:shd w:fill="F4F9FC"/>
+      </w:pPr>
+      <w:r>
+        <w:rPr>
+          <w:b w:val="0"/>
+        </w:rPr>
+        <w:t xml:space="preserve">2.  Expo </w:t>
+      </w:r>
+      <w:r>
+        <w:rPr>
+          <w:b/>
+        </w:rPr>
+        <w:t>Defense</w:t>
+      </w:r>
+      <w:r>
+        <w:rPr>
+          <w:b w:val="0"/>
+        </w:rPr>
+        <w:t xml:space="preserve">: present the </w:t>
+      </w:r>
+      <w:r>
+        <w:rPr>
+          <w:b/>
+        </w:rPr>
+        <w:t>evidence</w:t>
+      </w:r>
+      <w:r>
+        <w:rPr>
+          <w:b w:val="0"/>
+        </w:rPr>
+        <w:t xml:space="preserve"> bundle, accept a fresh calculation and transfer case, explain one failure, and defend a </w:t>
+      </w:r>
+      <w:r>
+        <w:rPr>
+          <w:b/>
+        </w:rPr>
+        <w:t>release decision</w:t>
+      </w:r>
+      <w:r>
+        <w:rPr>
+          <w:b w:val="0"/>
+        </w:rPr>
+        <w:t>.</w:t>
+      </w:r>
+    </w:p>
+    <w:p>
+      <w:pPr>
+        <w:spacing w:line="336" w:lineRule="auto" w:after="180"/>
+        <w:shd w:fill="F4F9FC"/>
+      </w:pPr>
+      <w:r>
+        <w:rPr>
+          <w:b w:val="0"/>
+        </w:rPr>
         <w:t>3.  Run one normal, one boundary, one missing, and one shifted case.</w:t>
       </w:r>
     </w:p>
     <w:p>
-      <w:r>
+      <w:pPr>
+        <w:spacing w:line="336" w:lineRule="auto" w:after="180"/>
+        <w:shd w:fill="F4F9FC"/>
+      </w:pPr>
+      <w:r>
+        <w:rPr>
+          <w:b w:val="0"/>
+        </w:rPr>
         <w:t>4.  Calculate the metric from raw counts or row-level errors.</w:t>
       </w:r>
     </w:p>
     <w:p>
-      <w:r>
+      <w:pPr>
+        <w:spacing w:line="336" w:lineRule="auto" w:after="180"/>
+        <w:shd w:fill="F4F9FC"/>
+      </w:pPr>
+      <w:r>
+        <w:rPr>
+          <w:b w:val="0"/>
+        </w:rPr>
         <w:t>5.  Interpret what changed, what did not, and what remains unsafe or unknown.</w:t>
       </w:r>
     </w:p>
@@ -2634,7 +4211,13 @@
       </w:r>
     </w:p>
     <w:p>
-      <w:r>
+      <w:pPr>
+        <w:spacing w:line="336" w:lineRule="auto" w:after="180"/>
+      </w:pPr>
+      <w:r>
+        <w:rPr>
+          <w:b w:val="0"/>
+        </w:rPr>
         <w:t>Before trying: what do I expect, and why? While trying: which step could first go wrong? Afterwards: what did I actually observe, and what should change? Keep “not run” if you only traced the procedure.</w:t>
       </w:r>
     </w:p>
@@ -2648,6 +4231,17 @@
     </w:p>
     <w:p>
       <w:r>
+        <w:t>Move from recall to tracing, diagnosis and transfer in ML Builder Expo. Explain why each step is justified.</w:t>
+      </w:r>
+    </w:p>
+    <w:p>
+      <w:pPr>
+        <w:spacing w:line="336" w:lineRule="auto" w:after="180"/>
+      </w:pPr>
+      <w:r>
+        <w:rPr>
+          <w:b/>
+        </w:rPr>
         <w:t>MASTERY</w:t>
       </w:r>
     </w:p>
@@ -2660,8 +4254,26 @@
       </w:r>
     </w:p>
     <w:p>
-      <w:r>
-        <w:t>Move upward only when you can produce evidence without copying the example.</w:t>
+      <w:pPr>
+        <w:spacing w:line="336" w:lineRule="auto" w:after="180"/>
+      </w:pPr>
+      <w:r>
+        <w:rPr>
+          <w:b w:val="0"/>
+        </w:rPr>
+        <w:t xml:space="preserve">Move upward only when you can produce </w:t>
+      </w:r>
+      <w:r>
+        <w:rPr>
+          <w:b/>
+        </w:rPr>
+        <w:t>evidence</w:t>
+      </w:r>
+      <w:r>
+        <w:rPr>
+          <w:b w:val="0"/>
+        </w:rPr>
+        <w:t xml:space="preserve"> without copying the example.</w:t>
       </w:r>
     </w:p>
     <w:p>
@@ -2701,42 +4313,179 @@
       </w:r>
     </w:p>
     <w:p>
-      <w:r>
-        <w:t>DEFINE  Use all four terms precisely: technical defense, traceability, transfer test, release decision.</w:t>
-      </w:r>
-    </w:p>
-    <w:p>
-      <w:r>
-        <w:t>CALCULATE  Reproduce the worked evidence with units and denominator.</w:t>
-      </w:r>
-    </w:p>
-    <w:p>
-      <w:r>
+      <w:pPr>
+        <w:spacing w:line="336" w:lineRule="auto" w:after="180"/>
+      </w:pPr>
+      <w:r>
+        <w:rPr>
+          <w:b w:val="0"/>
+        </w:rPr>
+        <w:t xml:space="preserve">DEFINE  Use all four terms precisely: </w:t>
+      </w:r>
+      <w:r>
+        <w:rPr>
+          <w:b/>
+        </w:rPr>
+        <w:t>technical defense</w:t>
+      </w:r>
+      <w:r>
+        <w:rPr>
+          <w:b w:val="0"/>
+        </w:rPr>
+        <w:t xml:space="preserve">, </w:t>
+      </w:r>
+      <w:r>
+        <w:rPr>
+          <w:b/>
+        </w:rPr>
+        <w:t>traceability</w:t>
+      </w:r>
+      <w:r>
+        <w:rPr>
+          <w:b w:val="0"/>
+        </w:rPr>
+        <w:t xml:space="preserve">, </w:t>
+      </w:r>
+      <w:r>
+        <w:rPr>
+          <w:b/>
+        </w:rPr>
+        <w:t>transfer test</w:t>
+      </w:r>
+      <w:r>
+        <w:rPr>
+          <w:b w:val="0"/>
+        </w:rPr>
+        <w:t xml:space="preserve">, </w:t>
+      </w:r>
+      <w:r>
+        <w:rPr>
+          <w:b/>
+        </w:rPr>
+        <w:t>release decision</w:t>
+      </w:r>
+      <w:r>
+        <w:rPr>
+          <w:b w:val="0"/>
+        </w:rPr>
+        <w:t>.</w:t>
+      </w:r>
+    </w:p>
+    <w:p>
+      <w:pPr>
+        <w:spacing w:line="336" w:lineRule="auto" w:after="180"/>
+      </w:pPr>
+      <w:r>
+        <w:rPr>
+          <w:b w:val="0"/>
+        </w:rPr>
+        <w:t xml:space="preserve">CALCULATE  Reproduce the worked </w:t>
+      </w:r>
+      <w:r>
+        <w:rPr>
+          <w:b/>
+        </w:rPr>
+        <w:t>evidence</w:t>
+      </w:r>
+      <w:r>
+        <w:rPr>
+          <w:b w:val="0"/>
+        </w:rPr>
+        <w:t xml:space="preserve"> with units and denominator.</w:t>
+      </w:r>
+    </w:p>
+    <w:p>
+      <w:pPr>
+        <w:spacing w:line="336" w:lineRule="auto" w:after="180"/>
+        <w:shd w:fill="F4F9FC"/>
+      </w:pPr>
+      <w:r>
+        <w:rPr>
+          <w:b w:val="0"/>
+        </w:rPr>
         <w:t>TRACE  Explain the data, code or decision path.</w:t>
       </w:r>
     </w:p>
     <w:p>
-      <w:r>
+      <w:pPr>
+        <w:spacing w:line="336" w:lineRule="auto" w:after="180"/>
+        <w:shd w:fill="F4F9FC"/>
+      </w:pPr>
+      <w:r>
+        <w:rPr>
+          <w:b w:val="0"/>
+        </w:rPr>
         <w:t>DIAGNOSE  A smooth prepared demo proves the model is reliable and ready for use.</w:t>
       </w:r>
     </w:p>
     <w:p>
-      <w:r>
+      <w:pPr>
+        <w:spacing w:line="336" w:lineRule="auto" w:after="180"/>
+        <w:shd w:fill="F4F9FC"/>
+      </w:pPr>
+      <w:r>
+        <w:rPr>
+          <w:b w:val="0"/>
+        </w:rPr>
         <w:t>TRANSFER  Solve a fresh dataset or model case.</w:t>
       </w:r>
     </w:p>
     <w:p>
-      <w:r>
-        <w:t>IMPROVE  Change one cause and rerun fixed evidence.</w:t>
-      </w:r>
-    </w:p>
-    <w:p>
-      <w:r>
-        <w:t>DEFEND  State intended use, metric, limitation, and human responsibility.</w:t>
-      </w:r>
-    </w:p>
-    <w:p>
-      <w:r>
+      <w:pPr>
+        <w:spacing w:line="336" w:lineRule="auto" w:after="180"/>
+      </w:pPr>
+      <w:r>
+        <w:rPr>
+          <w:b w:val="0"/>
+        </w:rPr>
+        <w:t xml:space="preserve">IMPROVE  Change one cause and rerun fixed </w:t>
+      </w:r>
+      <w:r>
+        <w:rPr>
+          <w:b/>
+        </w:rPr>
+        <w:t>evidence</w:t>
+      </w:r>
+      <w:r>
+        <w:rPr>
+          <w:b w:val="0"/>
+        </w:rPr>
+        <w:t>.</w:t>
+      </w:r>
+    </w:p>
+    <w:p>
+      <w:pPr>
+        <w:spacing w:line="336" w:lineRule="auto" w:after="180"/>
+        <w:shd w:fill="F4F9FC"/>
+      </w:pPr>
+      <w:r>
+        <w:rPr>
+          <w:b w:val="0"/>
+        </w:rPr>
+        <w:t xml:space="preserve">DEFEND  State intended use, metric, </w:t>
+      </w:r>
+      <w:r>
+        <w:rPr>
+          <w:b/>
+        </w:rPr>
+        <w:t>limitation</w:t>
+      </w:r>
+      <w:r>
+        <w:rPr>
+          <w:b w:val="0"/>
+        </w:rPr>
+        <w:t>, and human responsibility.</w:t>
+      </w:r>
+    </w:p>
+    <w:p>
+      <w:pPr>
+        <w:spacing w:line="336" w:lineRule="auto" w:after="180"/>
+        <w:shd w:fill="F1F6F8"/>
+      </w:pPr>
+      <w:r>
+        <w:rPr>
+          <w:b w:val="0"/>
+        </w:rPr>
         <w:t>MASTERY RULE  A coached calculation becomes mastery only after a different case is completed independently.</w:t>
       </w:r>
     </w:p>
@@ -2750,6 +4499,17 @@
     </w:p>
     <w:p>
       <w:r>
+        <w:t>Apply this week’s idea to Responsible Plant Classifier. Keep an annotated decision and the evidence supporting it.</w:t>
+      </w:r>
+    </w:p>
+    <w:p>
+      <w:pPr>
+        <w:spacing w:line="336" w:lineRule="auto" w:after="180"/>
+      </w:pPr>
+      <w:r>
+        <w:rPr>
+          <w:b/>
+        </w:rPr>
         <w:t>CUMULATIVE PROJECT</w:t>
       </w:r>
     </w:p>
@@ -2762,8 +4522,26 @@
       </w:r>
     </w:p>
     <w:p>
-      <w:r>
-        <w:t>Every week adds one reviewable artifact to the same evidence-based capstone.</w:t>
+      <w:pPr>
+        <w:spacing w:line="336" w:lineRule="auto" w:after="180"/>
+      </w:pPr>
+      <w:r>
+        <w:rPr>
+          <w:b w:val="0"/>
+        </w:rPr>
+        <w:t xml:space="preserve">Every week adds one reviewable artifact to the same </w:t>
+      </w:r>
+      <w:r>
+        <w:rPr>
+          <w:b/>
+        </w:rPr>
+        <w:t>evidence</w:t>
+      </w:r>
+      <w:r>
+        <w:rPr>
+          <w:b w:val="0"/>
+        </w:rPr>
+        <w:t>-based capstone.</w:t>
       </w:r>
     </w:p>
     <w:p>
@@ -2803,43 +4581,122 @@
       </w:r>
     </w:p>
     <w:p>
-      <w:r>
-        <w:t>THIS WEEK'S CHECKPOINT  Deliver the final Responsible Plant Classifier product card, live evidence trace, model card, and human-oversight commitment.</w:t>
-      </w:r>
-    </w:p>
-    <w:p>
-      <w:r>
+      <w:pPr>
+        <w:spacing w:line="336" w:lineRule="auto" w:after="180"/>
+        <w:shd w:fill="EDF7F3"/>
+      </w:pPr>
+      <w:r>
+        <w:rPr>
+          <w:b w:val="0"/>
+        </w:rPr>
+        <w:t xml:space="preserve">THIS WEEK'S CHECKPOINT  Deliver the final Responsible Plant Classifier product card, live </w:t>
+      </w:r>
+      <w:r>
+        <w:rPr>
+          <w:b/>
+        </w:rPr>
+        <w:t>evidence</w:t>
+      </w:r>
+      <w:r>
+        <w:rPr>
+          <w:b w:val="0"/>
+        </w:rPr>
+        <w:t xml:space="preserve"> trace, model card, and human-oversight commitment.</w:t>
+      </w:r>
+    </w:p>
+    <w:p>
+      <w:pPr>
+        <w:spacing w:line="336" w:lineRule="auto" w:after="180"/>
+        <w:shd w:fill="F5F1FB"/>
+      </w:pPr>
+      <w:r>
+        <w:rPr>
+          <w:b w:val="0"/>
+        </w:rPr>
         <w:t>Which requirement or risk does this artifact address?</w:t>
       </w:r>
     </w:p>
     <w:p>
-      <w:r>
+      <w:pPr>
+        <w:spacing w:line="336" w:lineRule="auto" w:after="180"/>
+        <w:shd w:fill="F5F1FB"/>
+      </w:pPr>
+      <w:r>
+        <w:rPr>
+          <w:b w:val="0"/>
+        </w:rPr>
         <w:t>Which dataset, split, code, and metric version does it use?</w:t>
       </w:r>
     </w:p>
     <w:p>
-      <w:r>
+      <w:pPr>
+        <w:spacing w:line="336" w:lineRule="auto" w:after="180"/>
+        <w:shd w:fill="F5F1FB"/>
+      </w:pPr>
+      <w:r>
+        <w:rPr>
+          <w:b w:val="0"/>
+        </w:rPr>
         <w:t>What normal and shifted cases were tested?</w:t>
       </w:r>
     </w:p>
     <w:p>
-      <w:r>
+      <w:pPr>
+        <w:spacing w:line="336" w:lineRule="auto" w:after="180"/>
+        <w:shd w:fill="F5F1FB"/>
+      </w:pPr>
+      <w:r>
+        <w:rPr>
+          <w:b w:val="0"/>
+        </w:rPr>
         <w:t>What remains uncertain or weak?</w:t>
       </w:r>
     </w:p>
     <w:p>
-      <w:r>
+      <w:pPr>
+        <w:spacing w:line="336" w:lineRule="auto" w:after="180"/>
+        <w:shd w:fill="F5F1FB"/>
+      </w:pPr>
+      <w:r>
+        <w:rPr>
+          <w:b w:val="0"/>
+        </w:rPr>
         <w:t>What decision still belongs to a teacher or qualified human?</w:t>
       </w:r>
     </w:p>
     <w:p>
-      <w:r>
+      <w:pPr>
+        <w:spacing w:line="336" w:lineRule="auto" w:after="180"/>
+        <w:shd w:fill="FFF5E6"/>
+      </w:pPr>
+      <w:r>
+        <w:rPr>
+          <w:b w:val="0"/>
+        </w:rPr>
         <w:t>RESPONSIBLE RELEASE  Never use this classroom prototype for medical, pesticide, agricultural, or other consequential decisions.</w:t>
       </w:r>
     </w:p>
     <w:p>
-      <w:r>
-        <w:t>My evidence-linked project decision:</w:t>
+      <w:pPr>
+        <w:spacing w:line="336" w:lineRule="auto" w:after="180"/>
+      </w:pPr>
+      <w:r>
+        <w:rPr>
+          <w:b w:val="0"/>
+        </w:rPr>
+        <w:t xml:space="preserve">My </w:t>
+      </w:r>
+      <w:r>
+        <w:rPr>
+          <w:b/>
+        </w:rPr>
+        <w:t>evidence</w:t>
+      </w:r>
+      <w:r>
+        <w:rPr>
+          <w:b w:val="0"/>
+        </w:rPr>
+        <w:t>-linked project decision:</w:t>
       </w:r>
     </w:p>
     <w:p>
@@ -2851,8 +4708,49 @@
       </w:r>
     </w:p>
     <w:p>
-      <w:r>
-        <w:t>For your Responsible Plant Classifier, save the input, procedure, observed result and limitation of this check. Label this worked example as practice; use a different, previously unreviewed case when checking independent understanding.</w:t>
+      <w:pPr>
+        <w:spacing w:line="336" w:lineRule="auto" w:after="180"/>
+      </w:pPr>
+      <w:r>
+        <w:rPr>
+          <w:b w:val="0"/>
+        </w:rPr>
+        <w:t xml:space="preserve">For your Responsible Plant Classifier, save the </w:t>
+      </w:r>
+      <w:r>
+        <w:rPr>
+          <w:b/>
+        </w:rPr>
+        <w:t>input</w:t>
+      </w:r>
+      <w:r>
+        <w:rPr>
+          <w:b w:val="0"/>
+        </w:rPr>
+        <w:t xml:space="preserve">, procedure, observed result and </w:t>
+      </w:r>
+      <w:r>
+        <w:rPr>
+          <w:b/>
+        </w:rPr>
+        <w:t>limitation</w:t>
+      </w:r>
+      <w:r>
+        <w:rPr>
+          <w:b w:val="0"/>
+        </w:rPr>
+        <w:t xml:space="preserve"> of this check.</w:t>
+      </w:r>
+    </w:p>
+    <w:p>
+      <w:pPr>
+        <w:spacing w:line="336" w:lineRule="auto" w:after="180"/>
+      </w:pPr>
+      <w:r>
+        <w:rPr>
+          <w:b w:val="0"/>
+        </w:rPr>
+        <w:t>Label this worked example as practice; use a different, previously unreviewed case when checking independent understanding.</w:t>
       </w:r>
     </w:p>
     <w:p>
@@ -2865,6 +4763,17 @@
     </w:p>
     <w:p>
       <w:r>
+        <w:t>Use a genuinely new case for independent evidence. Previously discussed examples remain practice; use the separately named independent case before feedback.</w:t>
+      </w:r>
+    </w:p>
+    <w:p>
+      <w:pPr>
+        <w:spacing w:line="336" w:lineRule="auto" w:after="180"/>
+      </w:pPr>
+      <w:r>
+        <w:rPr>
+          <w:b/>
+        </w:rPr>
         <w:t>INDEPENDENT PROOF</w:t>
       </w:r>
     </w:p>
@@ -2877,7 +4786,13 @@
       </w:r>
     </w:p>
     <w:p>
-      <w:r>
+      <w:pPr>
+        <w:spacing w:line="336" w:lineRule="auto" w:after="180"/>
+      </w:pPr>
+      <w:r>
+        <w:rPr>
+          <w:b w:val="0"/>
+        </w:rPr>
         <w:t>Complete this with a fresh case after guided practice and compare it with the mastery criteria.</w:t>
       </w:r>
     </w:p>
@@ -2918,48 +4833,180 @@
       </w:r>
     </w:p>
     <w:p>
-      <w:r>
-        <w:t>REQUIRED PROOF  Recompute a fresh metric and answer an unseen failure case during the defense.</w:t>
-      </w:r>
-    </w:p>
-    <w:p>
-      <w:r>
+      <w:pPr>
+        <w:pStyle w:val="Heading3"/>
+      </w:pPr>
+      <w:r>
+        <w:t>What success looks like</w:t>
+      </w:r>
+    </w:p>
+    <w:p>
+      <w:pPr>
+        <w:spacing w:line="336" w:lineRule="auto" w:after="180"/>
+        <w:shd w:fill="EDF7F3"/>
+      </w:pPr>
+      <w:r>
+        <w:rPr>
+          <w:b w:val="0"/>
+        </w:rPr>
+        <w:t xml:space="preserve">REQUIRED PROOF  Recompute a fresh metric and answer an unseen failure case during the </w:t>
+      </w:r>
+      <w:r>
+        <w:rPr>
+          <w:b/>
+        </w:rPr>
+        <w:t>defense</w:t>
+      </w:r>
+      <w:r>
+        <w:rPr>
+          <w:b w:val="0"/>
+        </w:rPr>
+        <w:t>.</w:t>
+      </w:r>
+    </w:p>
+    <w:p>
+      <w:pPr>
+        <w:spacing w:line="336" w:lineRule="auto" w:after="180"/>
+      </w:pPr>
+      <w:r>
+        <w:rPr>
+          <w:b w:val="0"/>
+        </w:rPr>
         <w:t>□ Define the task, feature/target roles, and intended-use boundary.</w:t>
       </w:r>
     </w:p>
     <w:p>
-      <w:r>
+      <w:pPr>
+        <w:spacing w:line="336" w:lineRule="auto" w:after="180"/>
+      </w:pPr>
+      <w:r>
+        <w:rPr>
+          <w:b w:val="0"/>
+        </w:rPr>
         <w:t>□ Show the calculation, code trace, or experiment record.</w:t>
       </w:r>
     </w:p>
     <w:p>
-      <w:r>
+      <w:pPr>
+        <w:spacing w:line="336" w:lineRule="auto" w:after="180"/>
+      </w:pPr>
+      <w:r>
+        <w:rPr>
+          <w:b w:val="0"/>
+        </w:rPr>
         <w:t>□ Test a normal case and one revealing boundary, missing, or shifted case.</w:t>
       </w:r>
     </w:p>
     <w:p>
-      <w:r>
+      <w:pPr>
+        <w:spacing w:line="336" w:lineRule="auto" w:after="180"/>
+      </w:pPr>
+      <w:r>
+        <w:rPr>
+          <w:b w:val="0"/>
+        </w:rPr>
         <w:t>□ Diagnose one failure without changing several factors at once.</w:t>
       </w:r>
     </w:p>
     <w:p>
-      <w:r>
-        <w:t>□ Name a limitation, fairness concern, and the human-review action.</w:t>
-      </w:r>
-    </w:p>
-    <w:p>
-      <w:r>
-        <w:t>Independent evidence and defense:</w:t>
-      </w:r>
-    </w:p>
-    <w:p>
-      <w:r>
+      <w:pPr>
+        <w:spacing w:line="336" w:lineRule="auto" w:after="180"/>
+      </w:pPr>
+      <w:r>
+        <w:rPr>
+          <w:b w:val="0"/>
+        </w:rPr>
+        <w:t xml:space="preserve">□ Name a </w:t>
+      </w:r>
+      <w:r>
+        <w:rPr>
+          <w:b/>
+        </w:rPr>
+        <w:t>limitation</w:t>
+      </w:r>
+      <w:r>
+        <w:rPr>
+          <w:b w:val="0"/>
+        </w:rPr>
+        <w:t>, fairness concern, and the human-review action.</w:t>
+      </w:r>
+    </w:p>
+    <w:p>
+      <w:pPr>
+        <w:spacing w:line="336" w:lineRule="auto" w:after="180"/>
+      </w:pPr>
+      <w:r>
+        <w:rPr>
+          <w:b w:val="0"/>
+        </w:rPr>
+        <w:t xml:space="preserve">Independent </w:t>
+      </w:r>
+      <w:r>
+        <w:rPr>
+          <w:b/>
+        </w:rPr>
+        <w:t>evidence</w:t>
+      </w:r>
+      <w:r>
+        <w:rPr>
+          <w:b w:val="0"/>
+        </w:rPr>
+        <w:t xml:space="preserve"> and </w:t>
+      </w:r>
+      <w:r>
+        <w:rPr>
+          <w:b/>
+        </w:rPr>
+        <w:t>defense</w:t>
+      </w:r>
+      <w:r>
+        <w:rPr>
+          <w:b w:val="0"/>
+        </w:rPr>
+        <w:t>:</w:t>
+      </w:r>
+    </w:p>
+    <w:p>
+      <w:pPr>
+        <w:spacing w:line="336" w:lineRule="auto" w:after="180"/>
+      </w:pPr>
+      <w:r>
+        <w:rPr>
+          <w:b w:val="0"/>
+        </w:rPr>
         <w:t>My level:  □ Not yet  □ With one hint  □ Independently  □ I can teach and defend it</w:t>
       </w:r>
     </w:p>
     <w:p>
-      <w:r>
-        <w:t>NEXT BRIDGE  Carry the experiment evidence into: AI-5 AI Programmer.</w:t>
+      <w:pPr>
+        <w:pStyle w:val="Heading3"/>
+      </w:pPr>
+      <w:r>
+        <w:t>Connect to the next lesson</w:t>
+      </w:r>
+    </w:p>
+    <w:p>
+      <w:pPr>
+        <w:spacing w:line="336" w:lineRule="auto" w:after="180"/>
+        <w:shd w:fill="F1F6F8"/>
+      </w:pPr>
+      <w:r>
+        <w:rPr>
+          <w:b w:val="0"/>
+        </w:rPr>
+        <w:t xml:space="preserve">NEXT BRIDGE  Carry the experiment </w:t>
+      </w:r>
+      <w:r>
+        <w:rPr>
+          <w:b/>
+        </w:rPr>
+        <w:t>evidence</w:t>
+      </w:r>
+      <w:r>
+        <w:rPr>
+          <w:b w:val="0"/>
+        </w:rPr>
+        <w:t xml:space="preserve"> into: AI-5 AI Programmer.</w:t>
       </w:r>
     </w:p>
     <w:p>
@@ -2971,6 +5018,11 @@
       </w:r>
     </w:p>
     <w:p>
+      <w:r>
+        <w:t>Revisit the complete ML Builder Expo case for supported practice. Repeated examples do not become fresh assessments.</w:t>
+      </w:r>
+    </w:p>
+    <w:p>
       <w:pPr>
         <w:pStyle w:val="Heading3"/>
       </w:pPr>
@@ -2979,7 +5031,13 @@
       </w:r>
     </w:p>
     <w:p>
-      <w:r>
+      <w:pPr>
+        <w:spacing w:line="336" w:lineRule="auto" w:after="180"/>
+      </w:pPr>
+      <w:r>
+        <w:rPr>
+          <w:b w:val="0"/>
+        </w:rPr>
         <w:t>Use the supplied details to practise the weekly concept before attempting the independent question. This case extends the illustrated lesson.</w:t>
       </w:r>
     </w:p>
@@ -2992,7 +5050,13 @@
       </w:r>
     </w:p>
     <w:p>
-      <w:r>
+      <w:pPr>
+        <w:spacing w:line="336" w:lineRule="auto" w:after="180"/>
+      </w:pPr>
+      <w:r>
+        <w:rPr>
+          <w:b w:val="0"/>
+        </w:rPr>
         <w:t>Final classifier gets16/20 correct; two of four errors are false negatives.</w:t>
       </w:r>
     </w:p>
@@ -3005,7 +5069,13 @@
       </w:r>
     </w:p>
     <w:p>
-      <w:r>
+      <w:pPr>
+        <w:spacing w:line="336" w:lineRule="auto" w:after="180"/>
+      </w:pPr>
+      <w:r>
+        <w:rPr>
+          <w:b w:val="0"/>
+        </w:rPr>
         <w:t>Report supported metrics and what is missing.</w:t>
       </w:r>
     </w:p>
@@ -3018,8 +5088,26 @@
       </w:r>
     </w:p>
     <w:p>
-      <w:r>
-        <w:t>Accuracy80%. Recall cannot be computed from FN alone; actual positives or TP are needed. Show full matrix, limits and review path.</w:t>
+      <w:pPr>
+        <w:spacing w:line="336" w:lineRule="auto" w:after="180"/>
+      </w:pPr>
+      <w:r>
+        <w:rPr>
+          <w:b w:val="0"/>
+        </w:rPr>
+        <w:t>Accuracy</w:t>
+      </w:r>
+      <w:r>
+        <w:rPr>
+          <w:b/>
+        </w:rPr>
+        <w:t>80%</w:t>
+      </w:r>
+      <w:r>
+        <w:rPr>
+          <w:b w:val="0"/>
+        </w:rPr>
+        <w:t>. Recall cannot be computed from FN alone; actual positives or TP are needed. Show full matrix, limits and review path.</w:t>
       </w:r>
     </w:p>
     <w:p>
@@ -3031,7 +5119,14 @@
       </w:r>
     </w:p>
     <w:p>
-      <w:r>
+      <w:pPr>
+        <w:spacing w:line="336" w:lineRule="auto" w:after="180"/>
+        <w:shd w:fill="F5F1FB"/>
+      </w:pPr>
+      <w:r>
+        <w:rPr>
+          <w:b w:val="0"/>
+        </w:rPr>
         <w:t>Which detail supports the answer, and why does it matter?</w:t>
       </w:r>
     </w:p>
@@ -3143,18 +5238,48 @@
       </w:tr>
     </w:tbl>
     <w:p>
-      <w:r>
+      <w:pPr>
+        <w:spacing w:line="336" w:lineRule="auto" w:after="180"/>
+      </w:pPr>
+      <w:r>
+        <w:rPr>
+          <w:b w:val="0"/>
+        </w:rPr>
         <w:t>Final classifier gets16/20 correct; two of four errors are false negatives.</w:t>
       </w:r>
     </w:p>
     <w:p>
-      <w:r>
+      <w:pPr>
+        <w:spacing w:line="336" w:lineRule="auto" w:after="180"/>
+      </w:pPr>
+      <w:r>
+        <w:rPr>
+          <w:b w:val="0"/>
+        </w:rPr>
         <w:t>Report supported metrics and what is missing.</w:t>
       </w:r>
     </w:p>
     <w:p>
-      <w:r>
-        <w:t>Accuracy80%. Recall cannot be computed from FN alone; actual positives or TP are needed. Show full matrix, limits and review path.</w:t>
+      <w:pPr>
+        <w:spacing w:line="336" w:lineRule="auto" w:after="180"/>
+      </w:pPr>
+      <w:r>
+        <w:rPr>
+          <w:b w:val="0"/>
+        </w:rPr>
+        <w:t>Accuracy</w:t>
+      </w:r>
+      <w:r>
+        <w:rPr>
+          <w:b/>
+        </w:rPr>
+        <w:t>80%</w:t>
+      </w:r>
+      <w:r>
+        <w:rPr>
+          <w:b w:val="0"/>
+        </w:rPr>
+        <w:t>. Recall cannot be computed from FN alone; actual positives or TP are needed. Show full matrix, limits and review path.</w:t>
       </w:r>
     </w:p>
     <w:p>
@@ -3166,6 +5291,11 @@
       </w:r>
     </w:p>
     <w:p>
+      <w:r>
+        <w:t>Attempt the reserved new case before feedback. Record support; the earlier examples below remain additional practice.</w:t>
+      </w:r>
+    </w:p>
+    <w:p>
       <w:pPr>
         <w:pStyle w:val="Heading3"/>
       </w:pPr>
@@ -3174,8 +5304,26 @@
       </w:r>
     </w:p>
     <w:p>
-      <w:r>
-        <w:t>Review a defense claiming 95 percent success on 20 cases but omitting the baseline, split history and errors. Give three revision requests and explain why polish is insufficient.</w:t>
+      <w:pPr>
+        <w:spacing w:line="336" w:lineRule="auto" w:after="180"/>
+      </w:pPr>
+      <w:r>
+        <w:rPr>
+          <w:b w:val="0"/>
+        </w:rPr>
+        <w:t xml:space="preserve">Review a </w:t>
+      </w:r>
+      <w:r>
+        <w:rPr>
+          <w:b/>
+        </w:rPr>
+        <w:t>defense</w:t>
+      </w:r>
+      <w:r>
+        <w:rPr>
+          <w:b w:val="0"/>
+        </w:rPr>
+        <w:t xml:space="preserve"> claiming 95 percent success on 20 cases but omitting the baseline, split history and errors. Give three revision requests and explain why polish is insufficient.</w:t>
       </w:r>
     </w:p>
     <w:p>
@@ -3222,7 +5370,13 @@
       </w:r>
     </w:p>
     <w:p>
-      <w:r>
+      <w:pPr>
+        <w:spacing w:line="336" w:lineRule="auto" w:after="180"/>
+      </w:pPr>
+      <w:r>
+        <w:rPr>
+          <w:b w:val="0"/>
+        </w:rPr>
         <w:t>Attempt this case before feedback. Record any help. Earlier examples below are further practice; a case already practised with feedback cannot establish fresh transfer.</w:t>
       </w:r>
     </w:p>
@@ -3235,18 +5389,67 @@
       </w:r>
     </w:p>
     <w:p>
-      <w:r>
+      <w:pPr>
+        <w:spacing w:line="336" w:lineRule="auto" w:after="180"/>
+      </w:pPr>
+      <w:r>
+        <w:rPr>
+          <w:b w:val="0"/>
+        </w:rPr>
         <w:t>Close the worked explanation. Apply the idea to this different question without copying.</w:t>
       </w:r>
     </w:p>
     <w:p>
-      <w:r>
-        <w:t>Your expo model succeeds on three demonstration plants. What evidence should accompany the demo and what limitation should you state?</w:t>
-      </w:r>
-    </w:p>
-    <w:p>
-      <w:r>
-        <w:t>My answer, with a trace, calculation or supporting evidence</w:t>
+      <w:pPr>
+        <w:spacing w:line="336" w:lineRule="auto" w:after="180"/>
+        <w:shd w:fill="F5F1FB"/>
+      </w:pPr>
+      <w:r>
+        <w:rPr>
+          <w:b w:val="0"/>
+        </w:rPr>
+        <w:t xml:space="preserve">Your expo model succeeds on three demonstration plants. What </w:t>
+      </w:r>
+      <w:r>
+        <w:rPr>
+          <w:b/>
+        </w:rPr>
+        <w:t>evidence</w:t>
+      </w:r>
+      <w:r>
+        <w:rPr>
+          <w:b w:val="0"/>
+        </w:rPr>
+        <w:t xml:space="preserve"> should accompany the demo and what </w:t>
+      </w:r>
+      <w:r>
+        <w:rPr>
+          <w:b/>
+        </w:rPr>
+        <w:t>limitation</w:t>
+      </w:r>
+      <w:r>
+        <w:rPr>
+          <w:b w:val="0"/>
+        </w:rPr>
+        <w:t xml:space="preserve"> should you state?</w:t>
+      </w:r>
+    </w:p>
+    <w:p>
+      <w:pPr>
+        <w:spacing w:line="336" w:lineRule="auto" w:after="180"/>
+      </w:pPr>
+      <w:r>
+        <w:rPr>
+          <w:b w:val="0"/>
+        </w:rPr>
+        <w:t xml:space="preserve">My answer, with a trace, calculation or supporting </w:t>
+      </w:r>
+      <w:r>
+        <w:rPr>
+          <w:b/>
+        </w:rPr>
+        <w:t>evidence</w:t>
       </w:r>
     </w:p>
     <w:p>
@@ -3291,13 +5494,37 @@
       </w:r>
     </w:p>
     <w:p>
-      <w:r>
+      <w:pPr>
+        <w:spacing w:line="336" w:lineRule="auto" w:after="180"/>
+      </w:pPr>
+      <w:r>
+        <w:rPr>
+          <w:b w:val="0"/>
+        </w:rPr>
         <w:t>Change one relevant detail. Predict the result before testing. Include a boundary or missing-information case when it helps reveal a limit.</w:t>
       </w:r>
     </w:p>
     <w:p>
-      <w:r>
-        <w:t>My changed input and expected result</w:t>
+      <w:pPr>
+        <w:spacing w:line="336" w:lineRule="auto" w:after="180"/>
+      </w:pPr>
+      <w:r>
+        <w:rPr>
+          <w:b w:val="0"/>
+        </w:rPr>
+        <w:t xml:space="preserve">My changed </w:t>
+      </w:r>
+      <w:r>
+        <w:rPr>
+          <w:b/>
+        </w:rPr>
+        <w:t>input</w:t>
+      </w:r>
+      <w:r>
+        <w:rPr>
+          <w:b w:val="0"/>
+        </w:rPr>
+        <w:t xml:space="preserve"> and expected result</w:t>
       </w:r>
     </w:p>
     <w:p>
@@ -3342,13 +5569,49 @@
       </w:r>
     </w:p>
     <w:p>
-      <w:r>
-        <w:t>Deliver the final Responsible Plant Classifier product card, live evidence trace, model card, and human-oversight commitment.</w:t>
-      </w:r>
-    </w:p>
-    <w:p>
-      <w:r>
-        <w:t>The evidence I will keep</w:t>
+      <w:pPr>
+        <w:spacing w:line="336" w:lineRule="auto" w:after="180"/>
+      </w:pPr>
+      <w:r>
+        <w:rPr>
+          <w:b w:val="0"/>
+        </w:rPr>
+        <w:t xml:space="preserve">Deliver the final Responsible Plant Classifier product card, live </w:t>
+      </w:r>
+      <w:r>
+        <w:rPr>
+          <w:b/>
+        </w:rPr>
+        <w:t>evidence</w:t>
+      </w:r>
+      <w:r>
+        <w:rPr>
+          <w:b w:val="0"/>
+        </w:rPr>
+        <w:t xml:space="preserve"> trace, model card, and human-oversight commitment.</w:t>
+      </w:r>
+    </w:p>
+    <w:p>
+      <w:pPr>
+        <w:spacing w:line="336" w:lineRule="auto" w:after="180"/>
+      </w:pPr>
+      <w:r>
+        <w:rPr>
+          <w:b w:val="0"/>
+        </w:rPr>
+        <w:t xml:space="preserve">The </w:t>
+      </w:r>
+      <w:r>
+        <w:rPr>
+          <w:b/>
+        </w:rPr>
+        <w:t>evidence</w:t>
+      </w:r>
+      <w:r>
+        <w:rPr>
+          <w:b w:val="0"/>
+        </w:rPr>
+        <w:t xml:space="preserve"> I will keep</w:t>
       </w:r>
     </w:p>
     <w:p>
@@ -3385,8 +5648,26 @@
       </w:r>
     </w:p>
     <w:p>
-      <w:r>
-        <w:t>Your teacher has the independent answer and scoring criteria. Complete the matching workbook week to keep your practice evidence together.</w:t>
+      <w:pPr>
+        <w:spacing w:line="336" w:lineRule="auto" w:after="180"/>
+      </w:pPr>
+      <w:r>
+        <w:rPr>
+          <w:b w:val="0"/>
+        </w:rPr>
+        <w:t xml:space="preserve">Your teacher has the independent answer and scoring criteria. Complete the matching workbook week to keep your practice </w:t>
+      </w:r>
+      <w:r>
+        <w:rPr>
+          <w:b/>
+        </w:rPr>
+        <w:t>evidence</w:t>
+      </w:r>
+      <w:r>
+        <w:rPr>
+          <w:b w:val="0"/>
+        </w:rPr>
+        <w:t xml:space="preserve"> together.</w:t>
       </w:r>
     </w:p>
     <w:p>
@@ -3398,8 +5679,38 @@
       </w:r>
     </w:p>
     <w:p>
-      <w:r>
-        <w:t>Final counts are TP=12,FN=3,FP=5,TN=20. Compute accuracy, precision and recall, then state one limitation and a review trigger for the model defense.</w:t>
+      <w:pPr>
+        <w:spacing w:line="336" w:lineRule="auto" w:after="180"/>
+      </w:pPr>
+      <w:r>
+        <w:rPr>
+          <w:b w:val="0"/>
+        </w:rPr>
+        <w:t xml:space="preserve">Final counts are TP=12,FN=3,FP=5,TN=20. Compute accuracy, precision and recall, then state one </w:t>
+      </w:r>
+      <w:r>
+        <w:rPr>
+          <w:b/>
+        </w:rPr>
+        <w:t>limitation</w:t>
+      </w:r>
+      <w:r>
+        <w:rPr>
+          <w:b w:val="0"/>
+        </w:rPr>
+        <w:t xml:space="preserve"> and a review trigger for the model </w:t>
+      </w:r>
+      <w:r>
+        <w:rPr>
+          <w:b/>
+        </w:rPr>
+        <w:t>defense</w:t>
+      </w:r>
+      <w:r>
+        <w:rPr>
+          <w:b w:val="0"/>
+        </w:rPr>
+        <w:t>.</w:t>
       </w:r>
     </w:p>
     <w:p>
@@ -3454,8 +5765,25 @@
       </w:r>
     </w:p>
     <w:p>
-      <w:r>
-        <w:t>Attempt the independent case before hints. Record whether you worked alone, used a hint or followed a model. After feedback, fix the first unsupported step and explain why it changed. A later check uses a changed case, not a copied answer.</w:t>
+      <w:pPr>
+        <w:spacing w:line="336" w:lineRule="auto" w:after="180"/>
+      </w:pPr>
+      <w:r>
+        <w:rPr>
+          <w:b w:val="0"/>
+        </w:rPr>
+        <w:t>Attempt the independent case before hints. Record whether you worked alone, used a hint or followed a model. After feedback, fix the first unsupported step and explain why it changed.</w:t>
+      </w:r>
+    </w:p>
+    <w:p>
+      <w:pPr>
+        <w:spacing w:line="336" w:lineRule="auto" w:after="180"/>
+      </w:pPr>
+      <w:r>
+        <w:rPr>
+          <w:b w:val="0"/>
+        </w:rPr>
+        <w:t>A later check uses a changed case, not a copied answer.</w:t>
       </w:r>
     </w:p>
     <w:p>
@@ -3468,6 +5796,17 @@
     </w:p>
     <w:p>
       <w:r>
+        <w:t>Use this map to navigate ML Builder Expo, connect the goals to tasks and keep one evidence record for each attempt.</w:t>
+      </w:r>
+    </w:p>
+    <w:p>
+      <w:pPr>
+        <w:spacing w:line="336" w:lineRule="auto" w:after="180"/>
+      </w:pPr>
+      <w:r>
+        <w:rPr>
+          <w:b w:val="0"/>
+        </w:rPr>
         <w:t>Start with this question: Present a plant-classifier expo claim that another team could check.</w:t>
       </w:r>
     </w:p>
@@ -3574,13 +5913,61 @@
       </w:tr>
     </w:tbl>
     <w:p>
-      <w:r>
-        <w:t>Remember → watch and explain → try with help → investigate → try independently → keep project evidence. Your teacher may spread this lesson across several classes.</w:t>
-      </w:r>
-    </w:p>
-    <w:p>
-      <w:r>
-        <w:t>Keep your first prediction. Compare it with what the evidence shows and explain any change.</w:t>
+      <w:pPr>
+        <w:spacing w:line="336" w:lineRule="auto" w:after="180"/>
+      </w:pPr>
+      <w:r>
+        <w:rPr>
+          <w:b w:val="0"/>
+        </w:rPr>
+        <w:t xml:space="preserve">Remember → watch and explain → try with help → investigate → try independently → keep project </w:t>
+      </w:r>
+      <w:r>
+        <w:rPr>
+          <w:b/>
+        </w:rPr>
+        <w:t>evidence</w:t>
+      </w:r>
+      <w:r>
+        <w:rPr>
+          <w:b w:val="0"/>
+        </w:rPr>
+        <w:t>. Your teacher may spread this lesson across several classes.</w:t>
+      </w:r>
+    </w:p>
+    <w:p>
+      <w:pPr>
+        <w:spacing w:line="336" w:lineRule="auto" w:after="180"/>
+      </w:pPr>
+      <w:r>
+        <w:rPr>
+          <w:b w:val="0"/>
+        </w:rPr>
+        <w:t xml:space="preserve">Keep your first </w:t>
+      </w:r>
+      <w:r>
+        <w:rPr>
+          <w:b/>
+        </w:rPr>
+        <w:t>prediction</w:t>
+      </w:r>
+      <w:r>
+        <w:rPr>
+          <w:b w:val="0"/>
+        </w:rPr>
+        <w:t xml:space="preserve">. Compare it with what the </w:t>
+      </w:r>
+      <w:r>
+        <w:rPr>
+          <w:b/>
+        </w:rPr>
+        <w:t>evidence</w:t>
+      </w:r>
+      <w:r>
+        <w:rPr>
+          <w:b w:val="0"/>
+        </w:rPr>
+        <w:t xml:space="preserve"> shows and explain any change.</w:t>
       </w:r>
     </w:p>
     <w:p>
@@ -3593,7 +5980,24 @@
     </w:p>
     <w:p>
       <w:r>
-        <w:t>Close your notes. Explain this goal in your own words: Defend the project using traceable evidence</w:t>
+        <w:t>Explain ML Builder Expo without notes, identify a remaining question and plan a later check with a changed case.</w:t>
+      </w:r>
+    </w:p>
+    <w:p>
+      <w:pPr>
+        <w:spacing w:line="336" w:lineRule="auto" w:after="180"/>
+      </w:pPr>
+      <w:r>
+        <w:rPr>
+          <w:b w:val="0"/>
+        </w:rPr>
+        <w:t xml:space="preserve">Close your notes. Explain this goal in your own words: Defend the project using traceable </w:t>
+      </w:r>
+      <w:r>
+        <w:rPr>
+          <w:b/>
+        </w:rPr>
+        <w:t>evidence</w:t>
       </w:r>
     </w:p>
     <w:p>
@@ -3630,13 +6034,61 @@
       </w:r>
     </w:p>
     <w:p>
-      <w:r>
-        <w:t>If you are unsure, return to the worked picture and explain one arrow. If you are ready, change an input or assumption and justify your prediction.</w:t>
-      </w:r>
-    </w:p>
-    <w:p>
-      <w:r>
-        <w:t>Save your workbook evidence. At the next review, try a different case before opening your old answer.</w:t>
+      <w:pPr>
+        <w:spacing w:line="336" w:lineRule="auto" w:after="180"/>
+      </w:pPr>
+      <w:r>
+        <w:rPr>
+          <w:b w:val="0"/>
+        </w:rPr>
+        <w:t xml:space="preserve">If you are unsure, return to the worked picture and explain one arrow. If you are ready, change an </w:t>
+      </w:r>
+      <w:r>
+        <w:rPr>
+          <w:b/>
+        </w:rPr>
+        <w:t>input</w:t>
+      </w:r>
+      <w:r>
+        <w:rPr>
+          <w:b w:val="0"/>
+        </w:rPr>
+        <w:t xml:space="preserve"> or assumption and justify your </w:t>
+      </w:r>
+      <w:r>
+        <w:rPr>
+          <w:b/>
+        </w:rPr>
+        <w:t>prediction</w:t>
+      </w:r>
+      <w:r>
+        <w:rPr>
+          <w:b w:val="0"/>
+        </w:rPr>
+        <w:t>.</w:t>
+      </w:r>
+    </w:p>
+    <w:p>
+      <w:pPr>
+        <w:spacing w:line="336" w:lineRule="auto" w:after="180"/>
+      </w:pPr>
+      <w:r>
+        <w:rPr>
+          <w:b w:val="0"/>
+        </w:rPr>
+        <w:t xml:space="preserve">Save your workbook </w:t>
+      </w:r>
+      <w:r>
+        <w:rPr>
+          <w:b/>
+        </w:rPr>
+        <w:t>evidence</w:t>
+      </w:r>
+      <w:r>
+        <w:rPr>
+          <w:b w:val="0"/>
+        </w:rPr>
+        <w:t>. At the next review, try a different case before opening your old answer.</w:t>
       </w:r>
     </w:p>
     <w:p>
@@ -3649,11 +6101,28 @@
     </w:p>
     <w:p>
       <w:r>
+        <w:t>Attempt supported questions before using hints or feedback. Review a missing building block, then keep the completed work.</w:t>
+      </w:r>
+    </w:p>
+    <w:p>
+      <w:pPr>
+        <w:spacing w:line="336" w:lineRule="auto" w:after="180"/>
+      </w:pPr>
+      <w:r>
+        <w:rPr>
+          <w:b w:val="0"/>
+        </w:rPr>
         <w:t>Use this supported practice once, in the browser or on paper. Keep the reserved independent assessment for a separate first attempt before teacher feedback.</w:t>
       </w:r>
     </w:p>
     <w:p>
-      <w:r>
+      <w:pPr>
+        <w:spacing w:line="336" w:lineRule="auto" w:after="180"/>
+      </w:pPr>
+      <w:r>
+        <w:rPr>
+          <w:b w:val="0"/>
+        </w:rPr>
         <w:t>Present a plant-classifier expo claim that another team could check.</w:t>
       </w:r>
     </w:p>
@@ -3666,22 +6135,61 @@
       </w:r>
     </w:p>
     <w:p>
-      <w:r>
-        <w:t>Which labelled step matches this detail? Present the three failure records and indoor-only limitation beside the headline rate.</w:t>
-      </w:r>
-    </w:p>
-    <w:p>
-      <w:r>
+      <w:pPr>
+        <w:spacing w:line="336" w:lineRule="auto" w:after="180"/>
+      </w:pPr>
+      <w:r>
+        <w:rPr>
+          <w:b w:val="0"/>
+        </w:rPr>
+        <w:t xml:space="preserve">Which labelled step matches this detail? Present the three failure records and indoor-only </w:t>
+      </w:r>
+      <w:r>
+        <w:rPr>
+          <w:b/>
+        </w:rPr>
+        <w:t>limitation</w:t>
+      </w:r>
+      <w:r>
+        <w:rPr>
+          <w:b w:val="0"/>
+        </w:rPr>
+        <w:t xml:space="preserve"> beside the headline rate.</w:t>
+      </w:r>
+    </w:p>
+    <w:p>
+      <w:pPr>
+        <w:spacing w:line="336" w:lineRule="auto" w:after="180"/>
+        <w:shd w:fill="F4F9FC"/>
+      </w:pPr>
+      <w:r>
+        <w:rPr>
+          <w:b w:val="0"/>
+        </w:rPr>
         <w:t>1. Show failures</w:t>
       </w:r>
     </w:p>
     <w:p>
-      <w:r>
+      <w:pPr>
+        <w:spacing w:line="336" w:lineRule="auto" w:after="180"/>
+        <w:shd w:fill="F4F9FC"/>
+      </w:pPr>
+      <w:r>
+        <w:rPr>
+          <w:b w:val="0"/>
+        </w:rPr>
         <w:t>2. Show independence</w:t>
       </w:r>
     </w:p>
     <w:p>
-      <w:r>
+      <w:pPr>
+        <w:spacing w:line="336" w:lineRule="auto" w:after="180"/>
+        <w:shd w:fill="F4F9FC"/>
+      </w:pPr>
+      <w:r>
+        <w:rPr>
+          <w:b w:val="0"/>
+        </w:rPr>
         <w:t>3. Show denominator</w:t>
       </w:r>
     </w:p>
@@ -3719,41 +6227,203 @@
       </w:r>
     </w:p>
     <w:p>
-      <w:r>
+      <w:pPr>
+        <w:pStyle w:val="Heading3"/>
+      </w:pPr>
+      <w:r>
+        <w:t>Hint · try first</w:t>
+      </w:r>
+    </w:p>
+    <w:p>
+      <w:pPr>
+        <w:spacing w:line="336" w:lineRule="auto" w:after="180"/>
+        <w:shd w:fill="F1F6F8"/>
+      </w:pPr>
+      <w:r>
+        <w:rPr>
+          <w:b w:val="0"/>
+        </w:rPr>
         <w:t>Hint if needed: Read the steps in the pictorial case. Match the supplied detail to the stage that performs or records it.</w:t>
       </w:r>
     </w:p>
     <w:p>
-      <w:r>
-        <w:t>After your attempt, compare with the supported explanation: Show failures Present the three failure records and indoor-only limitation beside the headline rate. Read the picture in order. Present the three failure records and indoor-only limitation beside the headline rate. The arrows show which recorded input or intermediate result each decision uses. Explain the deciding step aloud before checking the changed case; pointing to the final answer alone does not show how it follows.</w:t>
-      </w:r>
-    </w:p>
-    <w:p>
       <w:pPr>
         <w:pStyle w:val="Heading3"/>
       </w:pPr>
       <w:r>
+        <w:t>Feedback · compare after trying</w:t>
+      </w:r>
+    </w:p>
+    <w:p>
+      <w:pPr>
+        <w:spacing w:line="336" w:lineRule="auto" w:after="180"/>
+        <w:shd w:fill="F1F6FC"/>
+      </w:pPr>
+      <w:r>
+        <w:rPr>
+          <w:b w:val="0"/>
+        </w:rPr>
+        <w:t xml:space="preserve">After your attempt, compare with the supported explanation: Show failures Present the three failure records and indoor-only </w:t>
+      </w:r>
+      <w:r>
+        <w:rPr>
+          <w:b/>
+        </w:rPr>
+        <w:t>limitation</w:t>
+      </w:r>
+      <w:r>
+        <w:rPr>
+          <w:b w:val="0"/>
+        </w:rPr>
+        <w:t xml:space="preserve"> beside the headline rate. Read the picture in order.</w:t>
+      </w:r>
+    </w:p>
+    <w:p>
+      <w:pPr>
+        <w:spacing w:line="336" w:lineRule="auto" w:after="180"/>
+        <w:shd w:fill="F1F6FC"/>
+      </w:pPr>
+      <w:r>
+        <w:rPr>
+          <w:b w:val="0"/>
+        </w:rPr>
+        <w:t xml:space="preserve">Present the three failure records and indoor-only </w:t>
+      </w:r>
+      <w:r>
+        <w:rPr>
+          <w:b/>
+        </w:rPr>
+        <w:t>limitation</w:t>
+      </w:r>
+      <w:r>
+        <w:rPr>
+          <w:b w:val="0"/>
+        </w:rPr>
+        <w:t xml:space="preserve"> beside the headline rate. The arrows show which recorded </w:t>
+      </w:r>
+      <w:r>
+        <w:rPr>
+          <w:b/>
+        </w:rPr>
+        <w:t>input</w:t>
+      </w:r>
+      <w:r>
+        <w:rPr>
+          <w:b w:val="0"/>
+        </w:rPr>
+        <w:t xml:space="preserve"> or intermediate result each decision uses.</w:t>
+      </w:r>
+    </w:p>
+    <w:p>
+      <w:pPr>
+        <w:spacing w:line="336" w:lineRule="auto" w:after="180"/>
+        <w:shd w:fill="F1F6FC"/>
+      </w:pPr>
+      <w:r>
+        <w:rPr>
+          <w:b w:val="0"/>
+        </w:rPr>
+        <w:t>Explain the deciding step aloud before checking the changed case; pointing to the final answer alone does not show how it follows.</w:t>
+      </w:r>
+    </w:p>
+    <w:p>
+      <w:pPr>
+        <w:pStyle w:val="Heading3"/>
+      </w:pPr>
+      <w:r>
         <w:t>Practice 2: explain the deciding evidence</w:t>
       </w:r>
     </w:p>
     <w:p>
-      <w:r>
+      <w:pPr>
+        <w:pStyle w:val="Heading3"/>
+      </w:pPr>
+      <w:r>
+        <w:t>Changed case · predict first</w:t>
+      </w:r>
+    </w:p>
+    <w:p>
+      <w:pPr>
+        <w:spacing w:line="336" w:lineRule="auto" w:after="180"/>
+        <w:shd w:fill="F5F1FB"/>
+      </w:pPr>
+      <w:r>
+        <w:rPr>
+          <w:b w:val="0"/>
+        </w:rPr>
         <w:t>Changed-case practice: The poster omits the baseline and calls the model “field ready”. Which conclusion is supported by the supplied facts?</w:t>
       </w:r>
     </w:p>
     <w:p>
-      <w:r>
-        <w:t>1. The headline exceeds the supplied evidence.</w:t>
-      </w:r>
-    </w:p>
-    <w:p>
-      <w:r>
-        <w:t>2. This one example guarantees correct results for every future input.</w:t>
-      </w:r>
-    </w:p>
-    <w:p>
-      <w:r>
-        <w:t>3. We can decide the result without examining the changed input or the procedure.</w:t>
+      <w:pPr>
+        <w:spacing w:line="336" w:lineRule="auto" w:after="180"/>
+        <w:shd w:fill="F4F9FC"/>
+      </w:pPr>
+      <w:r>
+        <w:rPr>
+          <w:b w:val="0"/>
+        </w:rPr>
+        <w:t xml:space="preserve">1. The headline exceeds the supplied </w:t>
+      </w:r>
+      <w:r>
+        <w:rPr>
+          <w:b/>
+        </w:rPr>
+        <w:t>evidence</w:t>
+      </w:r>
+      <w:r>
+        <w:rPr>
+          <w:b w:val="0"/>
+        </w:rPr>
+        <w:t>.</w:t>
+      </w:r>
+    </w:p>
+    <w:p>
+      <w:pPr>
+        <w:spacing w:line="336" w:lineRule="auto" w:after="180"/>
+        <w:shd w:fill="F4F9FC"/>
+      </w:pPr>
+      <w:r>
+        <w:rPr>
+          <w:b w:val="0"/>
+        </w:rPr>
+        <w:t xml:space="preserve">2. This one example guarantees correct results for every future </w:t>
+      </w:r>
+      <w:r>
+        <w:rPr>
+          <w:b/>
+        </w:rPr>
+        <w:t>input</w:t>
+      </w:r>
+      <w:r>
+        <w:rPr>
+          <w:b w:val="0"/>
+        </w:rPr>
+        <w:t>.</w:t>
+      </w:r>
+    </w:p>
+    <w:p>
+      <w:pPr>
+        <w:spacing w:line="336" w:lineRule="auto" w:after="180"/>
+        <w:shd w:fill="F4F9FC"/>
+      </w:pPr>
+      <w:r>
+        <w:rPr>
+          <w:b w:val="0"/>
+        </w:rPr>
+        <w:t xml:space="preserve">3. We can decide the result without examining the changed </w:t>
+      </w:r>
+      <w:r>
+        <w:rPr>
+          <w:b/>
+        </w:rPr>
+        <w:t>input</w:t>
+      </w:r>
+      <w:r>
+        <w:rPr>
+          <w:b w:val="0"/>
+        </w:rPr>
+        <w:t xml:space="preserve"> or the procedure.</w:t>
       </w:r>
     </w:p>
     <w:p>
@@ -3790,36 +6460,225 @@
       </w:r>
     </w:p>
     <w:p>
-      <w:r>
+      <w:pPr>
+        <w:pStyle w:val="Heading3"/>
+      </w:pPr>
+      <w:r>
+        <w:t>Hint · try first</w:t>
+      </w:r>
+    </w:p>
+    <w:p>
+      <w:pPr>
+        <w:spacing w:line="336" w:lineRule="auto" w:after="180"/>
+        <w:shd w:fill="F1F6F8"/>
+      </w:pPr>
+      <w:r>
+        <w:rPr>
+          <w:b w:val="0"/>
+        </w:rPr>
         <w:t>Hint if needed: Use the changed condition and the deciding step in the pictorial trace. The answer must say what follows from those facts.</w:t>
       </w:r>
     </w:p>
     <w:p>
-      <w:r>
-        <w:t>After your attempt, compare with the supported explanation: The headline exceeds the supplied evidence. No outdoor evaluation is supplied, and the comparative benefit is obscured without the same-case baseline.</w:t>
-      </w:r>
-    </w:p>
-    <w:p>
       <w:pPr>
         <w:pStyle w:val="Heading3"/>
       </w:pPr>
       <w:r>
+        <w:t>Feedback · compare after trying</w:t>
+      </w:r>
+    </w:p>
+    <w:p>
+      <w:pPr>
+        <w:spacing w:line="336" w:lineRule="auto" w:after="180"/>
+        <w:shd w:fill="F1F6FC"/>
+      </w:pPr>
+      <w:r>
+        <w:rPr>
+          <w:b w:val="0"/>
+        </w:rPr>
+        <w:t xml:space="preserve">After your attempt, compare with the supported explanation: The headline exceeds the supplied </w:t>
+      </w:r>
+      <w:r>
+        <w:rPr>
+          <w:b/>
+        </w:rPr>
+        <w:t>evidence</w:t>
+      </w:r>
+      <w:r>
+        <w:rPr>
+          <w:b w:val="0"/>
+        </w:rPr>
+        <w:t>. No outdoor evaluation is supplied, and the comparative benefit is obscured without the same-case baseline.</w:t>
+      </w:r>
+    </w:p>
+    <w:p>
+      <w:pPr>
+        <w:pStyle w:val="Heading3"/>
+      </w:pPr>
+      <w:r>
         <w:t>Repair a missing building block</w:t>
       </w:r>
     </w:p>
     <w:p>
-      <w:r>
-        <w:t>Review Capstone Train, Analyze, Improve (ai-4/35). Goal: Run a frozen final evaluation with complete accounting. Short practice: Why is “the revision is better” incomplete? Point to the relevant step in the picture, then write the changed result and the rule or evidence that supports it.. Return to this week and explain what you changed.</w:t>
-      </w:r>
-    </w:p>
-    <w:p>
-      <w:r>
-        <w:t>Review Model Cards and Human Review (ai-4/33). Goal: Write a model card whose claims match evidence. Short practice: Write a bounded replacement for the publicity sentence. Point to the relevant step in the picture, then write the changed result and the rule or evidence that supports it.. Return to this week and explain what you changed.</w:t>
-      </w:r>
-    </w:p>
-    <w:p>
-      <w:r>
-        <w:t>Review Improve Generalization (ai-4/30). Goal: Compare training and validation evidence for model capacity. Short practice: What fresh evidence is needed after adding crossed training data? Point to the relevant step in the picture, then write the changed result and the rule or evidence that supports it.. Return to this week and explain what you changed.</w:t>
+      <w:pPr>
+        <w:spacing w:line="336" w:lineRule="auto" w:after="180"/>
+      </w:pPr>
+      <w:r>
+        <w:rPr>
+          <w:b w:val="0"/>
+        </w:rPr>
+        <w:t>Review Capstone Train, Analyze, Improve (ai-4/35). Goal: Run a frozen final evaluation with complete accounting. Short practice: Why is “the revision is better” incomplete?</w:t>
+      </w:r>
+    </w:p>
+    <w:p>
+      <w:pPr>
+        <w:spacing w:line="336" w:lineRule="auto" w:after="180"/>
+      </w:pPr>
+      <w:r>
+        <w:rPr>
+          <w:b w:val="0"/>
+        </w:rPr>
+        <w:t xml:space="preserve">Point to the relevant step in the picture, then write the changed result and the rule or </w:t>
+      </w:r>
+      <w:r>
+        <w:rPr>
+          <w:b/>
+        </w:rPr>
+        <w:t>evidence</w:t>
+      </w:r>
+      <w:r>
+        <w:rPr>
+          <w:b w:val="0"/>
+        </w:rPr>
+        <w:t xml:space="preserve"> that supports it.. Return to this week and explain what you changed.</w:t>
+      </w:r>
+    </w:p>
+    <w:p>
+      <w:pPr>
+        <w:spacing w:line="336" w:lineRule="auto" w:after="180"/>
+      </w:pPr>
+      <w:r>
+        <w:rPr>
+          <w:b w:val="0"/>
+        </w:rPr>
+        <w:t xml:space="preserve">Review Model Cards and Human Review (ai-4/33). Goal: Write a model card whose claims match </w:t>
+      </w:r>
+      <w:r>
+        <w:rPr>
+          <w:b/>
+        </w:rPr>
+        <w:t>evidence</w:t>
+      </w:r>
+      <w:r>
+        <w:rPr>
+          <w:b w:val="0"/>
+        </w:rPr>
+        <w:t>. Short practice: Write a bounded replacement for the publicity sentence.</w:t>
+      </w:r>
+    </w:p>
+    <w:p>
+      <w:pPr>
+        <w:spacing w:line="336" w:lineRule="auto" w:after="180"/>
+      </w:pPr>
+      <w:r>
+        <w:rPr>
+          <w:b w:val="0"/>
+        </w:rPr>
+        <w:t xml:space="preserve">Point to the relevant step in the picture, then write the changed result and the rule or </w:t>
+      </w:r>
+      <w:r>
+        <w:rPr>
+          <w:b/>
+        </w:rPr>
+        <w:t>evidence</w:t>
+      </w:r>
+      <w:r>
+        <w:rPr>
+          <w:b w:val="0"/>
+        </w:rPr>
+        <w:t xml:space="preserve"> that supports it.. Return to this week and explain what you changed.</w:t>
+      </w:r>
+    </w:p>
+    <w:p>
+      <w:pPr>
+        <w:spacing w:line="336" w:lineRule="auto" w:after="180"/>
+      </w:pPr>
+      <w:r>
+        <w:rPr>
+          <w:b w:val="0"/>
+        </w:rPr>
+        <w:t xml:space="preserve">Review Improve Generalization (ai-4/30). Goal: Compare </w:t>
+      </w:r>
+      <w:r>
+        <w:rPr>
+          <w:b/>
+        </w:rPr>
+        <w:t>training</w:t>
+      </w:r>
+      <w:r>
+        <w:rPr>
+          <w:b w:val="0"/>
+        </w:rPr>
+        <w:t xml:space="preserve"> and validation </w:t>
+      </w:r>
+      <w:r>
+        <w:rPr>
+          <w:b/>
+        </w:rPr>
+        <w:t>evidence</w:t>
+      </w:r>
+      <w:r>
+        <w:rPr>
+          <w:b w:val="0"/>
+        </w:rPr>
+        <w:t xml:space="preserve"> for model capacity. Short practice: What fresh </w:t>
+      </w:r>
+      <w:r>
+        <w:rPr>
+          <w:b/>
+        </w:rPr>
+        <w:t>evidence</w:t>
+      </w:r>
+      <w:r>
+        <w:rPr>
+          <w:b w:val="0"/>
+        </w:rPr>
+        <w:t xml:space="preserve"> is needed after adding crossed </w:t>
+      </w:r>
+      <w:r>
+        <w:rPr>
+          <w:b/>
+        </w:rPr>
+        <w:t>training</w:t>
+      </w:r>
+      <w:r>
+        <w:rPr>
+          <w:b w:val="0"/>
+        </w:rPr>
+        <w:t xml:space="preserve"> data?</w:t>
+      </w:r>
+    </w:p>
+    <w:p>
+      <w:pPr>
+        <w:spacing w:line="336" w:lineRule="auto" w:after="180"/>
+      </w:pPr>
+      <w:r>
+        <w:rPr>
+          <w:b w:val="0"/>
+        </w:rPr>
+        <w:t xml:space="preserve">Point to the relevant step in the picture, then write the changed result and the rule or </w:t>
+      </w:r>
+      <w:r>
+        <w:rPr>
+          <w:b/>
+        </w:rPr>
+        <w:t>evidence</w:t>
+      </w:r>
+      <w:r>
+        <w:rPr>
+          <w:b w:val="0"/>
+        </w:rPr>
+        <w:t xml:space="preserve"> that supports it.. Return to this week and explain what you changed.</w:t>
       </w:r>
     </w:p>
     <w:p>
@@ -3831,8 +6690,757 @@
       </w:r>
     </w:p>
     <w:p>
-      <w:r>
-        <w:t>Use Download completed work in the hosted lesson to export your answers, reflections, practice feedback and code-run evidence. Open the HTML copy to read or print it. Drafts stay in this browser when storage is available; clear drafts on a shared device.</w:t>
+      <w:pPr>
+        <w:spacing w:line="336" w:lineRule="auto" w:after="180"/>
+      </w:pPr>
+      <w:r>
+        <w:rPr>
+          <w:b w:val="0"/>
+        </w:rPr>
+        <w:t xml:space="preserve">Use Download completed work in the hosted lesson to export your answers, </w:t>
+      </w:r>
+      <w:r>
+        <w:rPr>
+          <w:b/>
+        </w:rPr>
+        <w:t>reflection</w:t>
+      </w:r>
+      <w:r>
+        <w:rPr>
+          <w:b w:val="0"/>
+        </w:rPr>
+        <w:t xml:space="preserve">s, practice feedback and code-run </w:t>
+      </w:r>
+      <w:r>
+        <w:rPr>
+          <w:b/>
+        </w:rPr>
+        <w:t>evidence</w:t>
+      </w:r>
+      <w:r>
+        <w:rPr>
+          <w:b w:val="0"/>
+        </w:rPr>
+        <w:t>. Open the HTML copy to read or print it.</w:t>
+      </w:r>
+    </w:p>
+    <w:p>
+      <w:pPr>
+        <w:spacing w:line="336" w:lineRule="auto" w:after="180"/>
+      </w:pPr>
+      <w:r>
+        <w:rPr>
+          <w:b w:val="0"/>
+        </w:rPr>
+        <w:t>Drafts stay in this browser when storage is available; clear drafts on a shared device.</w:t>
+      </w:r>
+    </w:p>
+    <w:p>
+      <w:pPr>
+        <w:pStyle w:val="Heading1"/>
+      </w:pPr>
+      <w:r>
+        <w:t>18. Visual concept journey</w:t>
+      </w:r>
+    </w:p>
+    <w:p>
+      <w:r>
+        <w:t>Explain each ML Builder Expo graphic using its labels, deciding evidence and relevant limitation.</w:t>
+      </w:r>
+    </w:p>
+    <w:p>
+      <w:pPr>
+        <w:pStyle w:val="Heading3"/>
+      </w:pPr>
+      <w:r>
+        <w:t>01. ML Builder Expo: the case</w:t>
+      </w:r>
+    </w:p>
+    <w:p>
+      <w:r>
+        <w:drawing>
+          <wp:inline xmlns:a="http://schemas.openxmlformats.org/drawingml/2006/main" xmlns:pic="http://schemas.openxmlformats.org/drawingml/2006/picture">
+            <wp:extent cx="5486400" cy="3142488"/>
+            <wp:docPr id="22" name="Picture 22" descr="Present a plant-classifier expo claim that another team could check. Supplied facts: Toy expo evidence: 15 held-out photos from 5 plants; candidate12 correct, baseline10 correct. Three candidate failures are recorded; no outdoor trial exists. All inputs and outcomes in this worked example are invented classroom data; no real model run is claimed."/>
+            <wp:cNvGraphicFramePr>
+              <a:graphicFrameLocks noChangeAspect="1"/>
+            </wp:cNvGraphicFramePr>
+            <a:graphic>
+              <a:graphicData uri="http://schemas.openxmlformats.org/drawingml/2006/picture">
+                <pic:pic>
+                  <pic:nvPicPr>
+                    <pic:cNvPr id="0" name="academy-story-ai-4-36-01.png"/>
+                    <pic:cNvPicPr/>
+                  </pic:nvPicPr>
+                  <pic:blipFill>
+                    <a:blip r:embed="rId29"/>
+                    <a:stretch>
+                      <a:fillRect/>
+                    </a:stretch>
+                  </pic:blipFill>
+                  <pic:spPr>
+                    <a:xfrm>
+                      <a:off x="0" y="0"/>
+                      <a:ext cx="5486400" cy="3142488"/>
+                    </a:xfrm>
+                    <a:prstGeom prst="rect"/>
+                  </pic:spPr>
+                </pic:pic>
+              </a:graphicData>
+            </a:graphic>
+          </wp:inline>
+        </w:drawing>
+      </w:r>
+    </w:p>
+    <w:p>
+      <w:pPr>
+        <w:spacing w:line="336" w:lineRule="auto" w:after="180"/>
+      </w:pPr>
+      <w:r>
+        <w:rPr>
+          <w:b w:val="0"/>
+        </w:rPr>
+        <w:t xml:space="preserve">Present a plant-classifier expo claim that another team could check. Supplied facts: Toy expo </w:t>
+      </w:r>
+      <w:r>
+        <w:rPr>
+          <w:b/>
+        </w:rPr>
+        <w:t>evidence</w:t>
+      </w:r>
+      <w:r>
+        <w:rPr>
+          <w:b w:val="0"/>
+        </w:rPr>
+        <w:t>: 15 held-out photos from 5 plants; candidate12 correct, baseline10 correct.</w:t>
+      </w:r>
+    </w:p>
+    <w:p>
+      <w:pPr>
+        <w:spacing w:line="336" w:lineRule="auto" w:after="180"/>
+      </w:pPr>
+      <w:r>
+        <w:rPr>
+          <w:b w:val="0"/>
+        </w:rPr>
+        <w:t xml:space="preserve">Three candidate failures are recorded; no outdoor trial exists. All </w:t>
+      </w:r>
+      <w:r>
+        <w:rPr>
+          <w:b/>
+        </w:rPr>
+        <w:t>input</w:t>
+      </w:r>
+      <w:r>
+        <w:rPr>
+          <w:b w:val="0"/>
+        </w:rPr>
+        <w:t>s and outcomes in this worked example are invented classroom data; no real model run is claimed.</w:t>
+      </w:r>
+    </w:p>
+    <w:p>
+      <w:pPr>
+        <w:spacing w:line="336" w:lineRule="auto" w:after="180"/>
+        <w:shd w:fill="F5F1FB"/>
+      </w:pPr>
+      <w:r>
+        <w:rPr>
+          <w:b w:val="0"/>
+        </w:rPr>
+        <w:t>Point to the given fact that matters most. Explain why it matters.</w:t>
+      </w:r>
+    </w:p>
+    <w:p>
+      <w:pPr>
+        <w:pStyle w:val="Heading3"/>
+      </w:pPr>
+      <w:r>
+        <w:t>02. Follow the deciding steps</w:t>
+      </w:r>
+    </w:p>
+    <w:p>
+      <w:r>
+        <w:drawing>
+          <wp:inline xmlns:a="http://schemas.openxmlformats.org/drawingml/2006/main" xmlns:pic="http://schemas.openxmlformats.org/drawingml/2006/picture">
+            <wp:extent cx="5486400" cy="3337560"/>
+            <wp:docPr id="23" name="Picture 23" descr="Show denominator: Candidate12/15=80%; baseline10/15≈66.7% on the same cases. → Show independence: Explain five held-out plant identities and three related views per plant. → Show failures: Present the three failure records and indoor-only limitation beside the headline rate."/>
+            <wp:cNvGraphicFramePr>
+              <a:graphicFrameLocks noChangeAspect="1"/>
+            </wp:cNvGraphicFramePr>
+            <a:graphic>
+              <a:graphicData uri="http://schemas.openxmlformats.org/drawingml/2006/picture">
+                <pic:pic>
+                  <pic:nvPicPr>
+                    <pic:cNvPr id="0" name="academy-story-ai-4-36-02.png"/>
+                    <pic:cNvPicPr/>
+                  </pic:nvPicPr>
+                  <pic:blipFill>
+                    <a:blip r:embed="rId30"/>
+                    <a:stretch>
+                      <a:fillRect/>
+                    </a:stretch>
+                  </pic:blipFill>
+                  <pic:spPr>
+                    <a:xfrm>
+                      <a:off x="0" y="0"/>
+                      <a:ext cx="5486400" cy="3337560"/>
+                    </a:xfrm>
+                    <a:prstGeom prst="rect"/>
+                  </pic:spPr>
+                </pic:pic>
+              </a:graphicData>
+            </a:graphic>
+          </wp:inline>
+        </w:drawing>
+      </w:r>
+    </w:p>
+    <w:p>
+      <w:pPr>
+        <w:spacing w:line="336" w:lineRule="auto" w:after="180"/>
+      </w:pPr>
+      <w:r>
+        <w:rPr>
+          <w:b w:val="0"/>
+        </w:rPr>
+        <w:t>Show denominator: Candidate12/15=</w:t>
+      </w:r>
+      <w:r>
+        <w:rPr>
+          <w:b/>
+        </w:rPr>
+        <w:t>80%</w:t>
+      </w:r>
+      <w:r>
+        <w:rPr>
+          <w:b w:val="0"/>
+        </w:rPr>
+        <w:t xml:space="preserve">; baseline10/15≈66.7% on the same cases. → Show independence: Explain five held-out plant identities and three related views per plant. → Show failures: Present the three failure records and indoor-only </w:t>
+      </w:r>
+      <w:r>
+        <w:rPr>
+          <w:b/>
+        </w:rPr>
+        <w:t>limitation</w:t>
+      </w:r>
+      <w:r>
+        <w:rPr>
+          <w:b w:val="0"/>
+        </w:rPr>
+        <w:t xml:space="preserve"> beside the headline rate.</w:t>
+      </w:r>
+    </w:p>
+    <w:p>
+      <w:pPr>
+        <w:spacing w:line="336" w:lineRule="auto" w:after="180"/>
+        <w:shd w:fill="F5F1FB"/>
+      </w:pPr>
+      <w:r>
+        <w:rPr>
+          <w:b w:val="0"/>
+        </w:rPr>
+        <w:t xml:space="preserve">Point to each numbered stage and explain which recorded </w:t>
+      </w:r>
+      <w:r>
+        <w:rPr>
+          <w:b/>
+        </w:rPr>
+        <w:t>input</w:t>
+      </w:r>
+      <w:r>
+        <w:rPr>
+          <w:b w:val="0"/>
+        </w:rPr>
+        <w:t xml:space="preserve"> it uses.</w:t>
+      </w:r>
+    </w:p>
+    <w:p>
+      <w:pPr>
+        <w:pStyle w:val="Heading3"/>
+      </w:pPr>
+      <w:r>
+        <w:t>03. Machine learning project defense at a glance</w:t>
+      </w:r>
+    </w:p>
+    <w:p>
+      <w:r>
+        <w:drawing>
+          <wp:inline xmlns:a="http://schemas.openxmlformats.org/drawingml/2006/main" xmlns:pic="http://schemas.openxmlformats.org/drawingml/2006/picture">
+            <wp:extent cx="5486400" cy="2834640"/>
+            <wp:docPr id="24" name="Picture 24" descr="Machine learning project defense at a glance. Show the process | Task data splits versions | Explain one prediction. Show the evidence | Baseline metrics errors | Trace one reported number. Show the limits | Unsupported uses next step | Answer peer questions"/>
+            <wp:cNvGraphicFramePr>
+              <a:graphicFrameLocks noChangeAspect="1"/>
+            </wp:cNvGraphicFramePr>
+            <a:graphic>
+              <a:graphicData uri="http://schemas.openxmlformats.org/drawingml/2006/picture">
+                <pic:pic>
+                  <pic:nvPicPr>
+                    <pic:cNvPr id="0" name="academy-story-ai-4-36-03.png"/>
+                    <pic:cNvPicPr/>
+                  </pic:nvPicPr>
+                  <pic:blipFill>
+                    <a:blip r:embed="rId31"/>
+                    <a:stretch>
+                      <a:fillRect/>
+                    </a:stretch>
+                  </pic:blipFill>
+                  <pic:spPr>
+                    <a:xfrm>
+                      <a:off x="0" y="0"/>
+                      <a:ext cx="5486400" cy="2834640"/>
+                    </a:xfrm>
+                    <a:prstGeom prst="rect"/>
+                  </pic:spPr>
+                </pic:pic>
+              </a:graphicData>
+            </a:graphic>
+          </wp:inline>
+        </w:drawing>
+      </w:r>
+    </w:p>
+    <w:p>
+      <w:pPr>
+        <w:spacing w:line="336" w:lineRule="auto" w:after="180"/>
+      </w:pPr>
+      <w:r>
+        <w:rPr>
+          <w:b w:val="0"/>
+        </w:rPr>
+        <w:t xml:space="preserve">Machine learning project </w:t>
+      </w:r>
+      <w:r>
+        <w:rPr>
+          <w:b/>
+        </w:rPr>
+        <w:t>defense</w:t>
+      </w:r>
+      <w:r>
+        <w:rPr>
+          <w:b w:val="0"/>
+        </w:rPr>
+        <w:t xml:space="preserve"> at a glance. Show the </w:t>
+      </w:r>
+      <w:r>
+        <w:rPr>
+          <w:b/>
+        </w:rPr>
+        <w:t>process</w:t>
+      </w:r>
+      <w:r>
+        <w:rPr>
+          <w:b w:val="0"/>
+        </w:rPr>
+        <w:t xml:space="preserve"> | Task data splits versions | Explain one </w:t>
+      </w:r>
+      <w:r>
+        <w:rPr>
+          <w:b/>
+        </w:rPr>
+        <w:t>prediction</w:t>
+      </w:r>
+      <w:r>
+        <w:rPr>
+          <w:b w:val="0"/>
+        </w:rPr>
+        <w:t xml:space="preserve">. Show the </w:t>
+      </w:r>
+      <w:r>
+        <w:rPr>
+          <w:b/>
+        </w:rPr>
+        <w:t>evidence</w:t>
+      </w:r>
+      <w:r>
+        <w:rPr>
+          <w:b w:val="0"/>
+        </w:rPr>
+        <w:t xml:space="preserve"> | Baseline metrics errors | Trace one reported number.</w:t>
+      </w:r>
+    </w:p>
+    <w:p>
+      <w:pPr>
+        <w:spacing w:line="336" w:lineRule="auto" w:after="180"/>
+      </w:pPr>
+      <w:r>
+        <w:rPr>
+          <w:b w:val="0"/>
+        </w:rPr>
+        <w:t>Show the limits | Unsupported uses next step | Answer peer questions</w:t>
+      </w:r>
+    </w:p>
+    <w:p>
+      <w:pPr>
+        <w:spacing w:line="336" w:lineRule="auto" w:after="180"/>
+        <w:shd w:fill="F5F1FB"/>
+      </w:pPr>
+      <w:r>
+        <w:rPr>
+          <w:b w:val="0"/>
+        </w:rPr>
+        <w:t>Read the labels and values. Explain the relationship the model shows.</w:t>
+      </w:r>
+    </w:p>
+    <w:p>
+      <w:pPr>
+        <w:pStyle w:val="Heading3"/>
+      </w:pPr>
+      <w:r>
+        <w:t>04. Change one thing. Trace what follows.</w:t>
+      </w:r>
+    </w:p>
+    <w:p>
+      <w:r>
+        <w:drawing>
+          <wp:inline xmlns:a="http://schemas.openxmlformats.org/drawingml/2006/main" xmlns:pic="http://schemas.openxmlformats.org/drawingml/2006/picture">
+            <wp:extent cx="5486400" cy="3191256"/>
+            <wp:docPr id="25" name="Picture 25" descr="Original case: Present the three failure records and indoor-only limitation beside the headline rate. Changed condition: The poster omits the baseline and calls the model “field ready”. Expected result: The headline exceeds the supplied evidence. Reason: No outdoor evaluation is supplied, and the comparative benefit is obscured without the same-case baseline."/>
+            <wp:cNvGraphicFramePr>
+              <a:graphicFrameLocks noChangeAspect="1"/>
+            </wp:cNvGraphicFramePr>
+            <a:graphic>
+              <a:graphicData uri="http://schemas.openxmlformats.org/drawingml/2006/picture">
+                <pic:pic>
+                  <pic:nvPicPr>
+                    <pic:cNvPr id="0" name="academy-story-ai-4-36-04.png"/>
+                    <pic:cNvPicPr/>
+                  </pic:nvPicPr>
+                  <pic:blipFill>
+                    <a:blip r:embed="rId32"/>
+                    <a:stretch>
+                      <a:fillRect/>
+                    </a:stretch>
+                  </pic:blipFill>
+                  <pic:spPr>
+                    <a:xfrm>
+                      <a:off x="0" y="0"/>
+                      <a:ext cx="5486400" cy="3191256"/>
+                    </a:xfrm>
+                    <a:prstGeom prst="rect"/>
+                  </pic:spPr>
+                </pic:pic>
+              </a:graphicData>
+            </a:graphic>
+          </wp:inline>
+        </w:drawing>
+      </w:r>
+    </w:p>
+    <w:p>
+      <w:pPr>
+        <w:spacing w:line="336" w:lineRule="auto" w:after="180"/>
+      </w:pPr>
+      <w:r>
+        <w:rPr>
+          <w:b w:val="0"/>
+        </w:rPr>
+        <w:t xml:space="preserve">Original case: Present the three failure records and indoor-only </w:t>
+      </w:r>
+      <w:r>
+        <w:rPr>
+          <w:b/>
+        </w:rPr>
+        <w:t>limitation</w:t>
+      </w:r>
+      <w:r>
+        <w:rPr>
+          <w:b w:val="0"/>
+        </w:rPr>
+        <w:t xml:space="preserve"> beside the headline rate. Changed condition: The poster omits the baseline and calls the model “field ready”.</w:t>
+      </w:r>
+    </w:p>
+    <w:p>
+      <w:pPr>
+        <w:spacing w:line="336" w:lineRule="auto" w:after="180"/>
+      </w:pPr>
+      <w:r>
+        <w:rPr>
+          <w:b w:val="0"/>
+        </w:rPr>
+        <w:t xml:space="preserve">Expected result: The headline exceeds the supplied </w:t>
+      </w:r>
+      <w:r>
+        <w:rPr>
+          <w:b/>
+        </w:rPr>
+        <w:t>evidence</w:t>
+      </w:r>
+      <w:r>
+        <w:rPr>
+          <w:b w:val="0"/>
+        </w:rPr>
+        <w:t>. Reason: No outdoor evaluation is supplied, and the comparative benefit is obscured without the same-case baseline.</w:t>
+      </w:r>
+    </w:p>
+    <w:p>
+      <w:pPr>
+        <w:spacing w:line="336" w:lineRule="auto" w:after="180"/>
+        <w:shd w:fill="F5F1FB"/>
+      </w:pPr>
+      <w:r>
+        <w:rPr>
+          <w:b w:val="0"/>
+        </w:rPr>
+        <w:t>Predict before checking the worked changed-case result. Name what changed and what the supplied facts allow you to conclude.</w:t>
+      </w:r>
+    </w:p>
+    <w:p>
+      <w:pPr>
+        <w:pStyle w:val="Heading3"/>
+      </w:pPr>
+      <w:r>
+        <w:t>05. Connect the explanation to its limit</w:t>
+      </w:r>
+    </w:p>
+    <w:p>
+      <w:r>
+        <w:drawing>
+          <wp:inline xmlns:a="http://schemas.openxmlformats.org/drawingml/2006/main" xmlns:pic="http://schemas.openxmlformats.org/drawingml/2006/picture">
+            <wp:extent cx="5486400" cy="2834640"/>
+            <wp:docPr id="26" name="Picture 26" descr="Read the picture in order. Present the three failure records and indoor-only limitation beside the headline rate. The arrows show which recorded input or intermediate result each decision uses. Explain the deciding step aloud before checking the changed case; pointing to the final answer alone does not show how it follows. Limit: Clear presentation helps review but does not increase the strength of a tiny or unrepresentative evaluation."/>
+            <wp:cNvGraphicFramePr>
+              <a:graphicFrameLocks noChangeAspect="1"/>
+            </wp:cNvGraphicFramePr>
+            <a:graphic>
+              <a:graphicData uri="http://schemas.openxmlformats.org/drawingml/2006/picture">
+                <pic:pic>
+                  <pic:nvPicPr>
+                    <pic:cNvPr id="0" name="academy-story-ai-4-36-05.png"/>
+                    <pic:cNvPicPr/>
+                  </pic:nvPicPr>
+                  <pic:blipFill>
+                    <a:blip r:embed="rId33"/>
+                    <a:stretch>
+                      <a:fillRect/>
+                    </a:stretch>
+                  </pic:blipFill>
+                  <pic:spPr>
+                    <a:xfrm>
+                      <a:off x="0" y="0"/>
+                      <a:ext cx="5486400" cy="2834640"/>
+                    </a:xfrm>
+                    <a:prstGeom prst="rect"/>
+                  </pic:spPr>
+                </pic:pic>
+              </a:graphicData>
+            </a:graphic>
+          </wp:inline>
+        </w:drawing>
+      </w:r>
+    </w:p>
+    <w:p>
+      <w:pPr>
+        <w:spacing w:line="336" w:lineRule="auto" w:after="180"/>
+      </w:pPr>
+      <w:r>
+        <w:rPr>
+          <w:b w:val="0"/>
+        </w:rPr>
+        <w:t xml:space="preserve">Read the picture in order. Present the three failure records and indoor-only </w:t>
+      </w:r>
+      <w:r>
+        <w:rPr>
+          <w:b/>
+        </w:rPr>
+        <w:t>limitation</w:t>
+      </w:r>
+      <w:r>
+        <w:rPr>
+          <w:b w:val="0"/>
+        </w:rPr>
+        <w:t xml:space="preserve"> beside the headline rate. The arrows show which recorded </w:t>
+      </w:r>
+      <w:r>
+        <w:rPr>
+          <w:b/>
+        </w:rPr>
+        <w:t>input</w:t>
+      </w:r>
+      <w:r>
+        <w:rPr>
+          <w:b w:val="0"/>
+        </w:rPr>
+        <w:t xml:space="preserve"> or intermediate result each decision uses.</w:t>
+      </w:r>
+    </w:p>
+    <w:p>
+      <w:pPr>
+        <w:spacing w:line="336" w:lineRule="auto" w:after="180"/>
+      </w:pPr>
+      <w:r>
+        <w:rPr>
+          <w:b w:val="0"/>
+        </w:rPr>
+        <w:t>Explain the deciding step aloud before checking the changed case; pointing to the final answer alone does not show how it follows.</w:t>
+      </w:r>
+    </w:p>
+    <w:p>
+      <w:pPr>
+        <w:spacing w:line="336" w:lineRule="auto" w:after="180"/>
+      </w:pPr>
+      <w:r>
+        <w:rPr>
+          <w:b w:val="0"/>
+        </w:rPr>
+        <w:t>Limit: Clear presentation helps review but does not increase the strength of a tiny or unrepresentative evaluation.</w:t>
+      </w:r>
+    </w:p>
+    <w:p>
+      <w:pPr>
+        <w:spacing w:line="336" w:lineRule="auto" w:after="180"/>
+        <w:shd w:fill="F5F1FB"/>
+      </w:pPr>
+      <w:r>
+        <w:rPr>
+          <w:b w:val="0"/>
+        </w:rPr>
+        <w:t>Explain the case, then point to a limit on the claim.</w:t>
+      </w:r>
+    </w:p>
+    <w:p>
+      <w:pPr>
+        <w:pStyle w:val="Heading3"/>
+      </w:pPr>
+      <w:r>
+        <w:t>06. Make the idea visible in your project</w:t>
+      </w:r>
+    </w:p>
+    <w:p>
+      <w:r>
+        <w:drawing>
+          <wp:inline xmlns:a="http://schemas.openxmlformats.org/drawingml/2006/main" xmlns:pic="http://schemas.openxmlformats.org/drawingml/2006/picture">
+            <wp:extent cx="5486400" cy="3681984"/>
+            <wp:docPr id="27" name="Picture 27" descr="For your Responsible Plant Classifier, save the input, procedure, observed result and limitation of this check. Label this worked example as practice; use a different, previously unreviewed case when checking independent understanding. Draw your input, deciding step, result and limit. Supported question: Which three supporting items should be visible at the expo? Point to the relevant step in the picture, then write the changed result and the rule or evidence that supports it."/>
+            <wp:cNvGraphicFramePr>
+              <a:graphicFrameLocks noChangeAspect="1"/>
+            </wp:cNvGraphicFramePr>
+            <a:graphic>
+              <a:graphicData uri="http://schemas.openxmlformats.org/drawingml/2006/picture">
+                <pic:pic>
+                  <pic:nvPicPr>
+                    <pic:cNvPr id="0" name="academy-story-ai-4-36-06.png"/>
+                    <pic:cNvPicPr/>
+                  </pic:nvPicPr>
+                  <pic:blipFill>
+                    <a:blip r:embed="rId34"/>
+                    <a:stretch>
+                      <a:fillRect/>
+                    </a:stretch>
+                  </pic:blipFill>
+                  <pic:spPr>
+                    <a:xfrm>
+                      <a:off x="0" y="0"/>
+                      <a:ext cx="5486400" cy="3681984"/>
+                    </a:xfrm>
+                    <a:prstGeom prst="rect"/>
+                  </pic:spPr>
+                </pic:pic>
+              </a:graphicData>
+            </a:graphic>
+          </wp:inline>
+        </w:drawing>
+      </w:r>
+    </w:p>
+    <w:p>
+      <w:pPr>
+        <w:spacing w:line="336" w:lineRule="auto" w:after="180"/>
+      </w:pPr>
+      <w:r>
+        <w:rPr>
+          <w:b w:val="0"/>
+        </w:rPr>
+        <w:t xml:space="preserve">For your Responsible Plant Classifier, save the </w:t>
+      </w:r>
+      <w:r>
+        <w:rPr>
+          <w:b/>
+        </w:rPr>
+        <w:t>input</w:t>
+      </w:r>
+      <w:r>
+        <w:rPr>
+          <w:b w:val="0"/>
+        </w:rPr>
+        <w:t xml:space="preserve">, procedure, observed result and </w:t>
+      </w:r>
+      <w:r>
+        <w:rPr>
+          <w:b/>
+        </w:rPr>
+        <w:t>limitation</w:t>
+      </w:r>
+      <w:r>
+        <w:rPr>
+          <w:b w:val="0"/>
+        </w:rPr>
+        <w:t xml:space="preserve"> of this check.</w:t>
+      </w:r>
+    </w:p>
+    <w:p>
+      <w:pPr>
+        <w:spacing w:line="336" w:lineRule="auto" w:after="180"/>
+      </w:pPr>
+      <w:r>
+        <w:rPr>
+          <w:b w:val="0"/>
+        </w:rPr>
+        <w:t xml:space="preserve">Label this worked example as practice; use a different, previously unreviewed case when checking independent understanding. Draw your </w:t>
+      </w:r>
+      <w:r>
+        <w:rPr>
+          <w:b/>
+        </w:rPr>
+        <w:t>input</w:t>
+      </w:r>
+      <w:r>
+        <w:rPr>
+          <w:b w:val="0"/>
+        </w:rPr>
+        <w:t>, deciding step, result and limit.</w:t>
+      </w:r>
+    </w:p>
+    <w:p>
+      <w:pPr>
+        <w:spacing w:line="336" w:lineRule="auto" w:after="180"/>
+      </w:pPr>
+      <w:r>
+        <w:rPr>
+          <w:b w:val="0"/>
+        </w:rPr>
+        <w:t xml:space="preserve">Supported question: Which three supporting items should be visible at the expo? Point to the relevant step in the picture, then write the changed result and the rule or </w:t>
+      </w:r>
+      <w:r>
+        <w:rPr>
+          <w:b/>
+        </w:rPr>
+        <w:t>evidence</w:t>
+      </w:r>
+      <w:r>
+        <w:rPr>
+          <w:b w:val="0"/>
+        </w:rPr>
+        <w:t xml:space="preserve"> that supports it.</w:t>
+      </w:r>
+    </w:p>
+    <w:p>
+      <w:pPr>
+        <w:spacing w:line="336" w:lineRule="auto" w:after="180"/>
+        <w:shd w:fill="F5F1FB"/>
+      </w:pPr>
+      <w:r>
+        <w:rPr>
+          <w:b w:val="0"/>
+        </w:rPr>
+        <w:t xml:space="preserve">Draw your project trace and justify the deciding step using </w:t>
+      </w:r>
+      <w:r>
+        <w:rPr>
+          <w:b/>
+        </w:rPr>
+        <w:t>evidence</w:t>
+      </w:r>
+      <w:r>
+        <w:rPr>
+          <w:b w:val="0"/>
+        </w:rPr>
+        <w:t>.</w:t>
       </w:r>
     </w:p>
     <w:sectPr>
